--- a/data/revised_2026-10_full/outputs/v2/Biology/SS2.3_Plant_Gaseous_Exchange_and_Respiration/Biology_Plant_Gaseous_Exchange_and_Respiration_CBE_LessonSequence.docx
+++ b/data/revised_2026-10_full/outputs/v2/Biology/SS2.3_Plant_Gaseous_Exchange_and_Respiration/Biology_Plant_Gaseous_Exchange_and_Respiration_CBE_LessonSequence.docx
@@ -2738,7 +2738,7 @@
         </w:rPr>
         <w:t xml:space="preserve">© 2026 SeaVuria and ARES. This work is licensed under a </w:t>
       </w:r>
-      <w:hyperlink w:history="1" r:id="rIdsv33xo9hgsjkouwetd3ut">
+      <w:hyperlink w:history="1" r:id="rIdaypaobkkosokku3dveld0">
         <w:r>
           <w:rPr>
             <w:rFonts w:ascii="Arial" w:cs="Arial" w:eastAsia="Arial" w:hAnsi="Arial"/>
@@ -2758,7 +2758,7 @@
         </w:rPr>
         <w:t xml:space="preserve"> (</w:t>
       </w:r>
-      <w:hyperlink w:history="1" r:id="rId7y4-zzbtljvmiezlsetds">
+      <w:hyperlink w:history="1" r:id="rIdhziw6quas9-votftluube">
         <w:r>
           <w:rPr>
             <w:rFonts w:ascii="Arial" w:cs="Arial" w:eastAsia="Arial" w:hAnsi="Arial"/>
@@ -2778,7 +2778,7 @@
         </w:rPr>
         <w:t xml:space="preserve">). To view a copy of this license, visit </w:t>
       </w:r>
-      <w:hyperlink w:history="1" r:id="rIdtler5rf_0g1qkzkqfwmuz">
+      <w:hyperlink w:history="1" r:id="rIdnifyvp9v04gbtddbfcewr">
         <w:r>
           <w:rPr>
             <w:rFonts w:ascii="Arial" w:cs="Arial" w:eastAsia="Arial" w:hAnsi="Arial"/>
@@ -3817,7 +3817,7 @@
             <w:pPr>
               <w:spacing w:after="20" w:before="0"/>
             </w:pPr>
-            <w:hyperlink w:history="1" r:id="rIdshzaegtmhxpdgcgmfq8xy">
+            <w:hyperlink w:history="1" r:id="rId3whzk3m2gi7xgvgo704r3">
               <w:r>
                 <w:rPr>
                   <w:rFonts w:ascii="Arial" w:cs="Arial" w:eastAsia="Arial" w:hAnsi="Arial"/>
@@ -3866,7 +3866,7 @@
               <w:spacing w:after="10" w:before="0"/>
               <w:ind w:left="120"/>
             </w:pPr>
-            <w:hyperlink w:history="1" r:id="rIdwo9z7zqy_b4m8fvxuw8oo">
+            <w:hyperlink w:history="1" r:id="rId74usqg0i_ooieyh4xwne2">
               <w:r>
                 <w:rPr>
                   <w:rFonts w:ascii="Arial" w:cs="Arial" w:eastAsia="Arial" w:hAnsi="Arial"/>
@@ -3928,7 +3928,7 @@
               <w:spacing w:after="10" w:before="0"/>
               <w:ind w:left="120"/>
             </w:pPr>
-            <w:hyperlink w:history="1" r:id="rIdtphkwen_uctfuey8uqizk">
+            <w:hyperlink w:history="1" r:id="rId-zwksafqssgft0jsw4owr">
               <w:r>
                 <w:rPr>
                   <w:rFonts w:ascii="Arial" w:cs="Arial" w:eastAsia="Arial" w:hAnsi="Arial"/>
@@ -4143,7 +4143,7 @@
             <w:pPr>
               <w:spacing w:after="20" w:before="0"/>
             </w:pPr>
-            <w:hyperlink w:history="1" r:id="rIddrmrvcai2qzcfixfjkgoc">
+            <w:hyperlink w:history="1" r:id="rIdtuahqokuob3atkqpo0rpp">
               <w:r>
                 <w:rPr>
                   <w:rFonts w:ascii="Arial" w:cs="Arial" w:eastAsia="Arial" w:hAnsi="Arial"/>
@@ -4192,7 +4192,7 @@
               <w:spacing w:after="10" w:before="0"/>
               <w:ind w:left="120"/>
             </w:pPr>
-            <w:hyperlink w:history="1" r:id="rIdhimxqbchnaymry_cyvk95">
+            <w:hyperlink w:history="1" r:id="rIdftsonkrd7yp7td_oicapu">
               <w:r>
                 <w:rPr>
                   <w:rFonts w:ascii="Arial" w:cs="Arial" w:eastAsia="Arial" w:hAnsi="Arial"/>
@@ -4254,7 +4254,7 @@
               <w:spacing w:after="10" w:before="0"/>
               <w:ind w:left="120"/>
             </w:pPr>
-            <w:hyperlink w:history="1" r:id="rIddm7d_n64sbpghb1izrgfg">
+            <w:hyperlink w:history="1" r:id="rIdxidgc-spb0bhbvei9svpd">
               <w:r>
                 <w:rPr>
                   <w:rFonts w:ascii="Arial" w:cs="Arial" w:eastAsia="Arial" w:hAnsi="Arial"/>
@@ -4469,7 +4469,7 @@
             <w:pPr>
               <w:spacing w:after="20" w:before="0"/>
             </w:pPr>
-            <w:hyperlink w:history="1" r:id="rId0frjabbmqbbb_nbaebl6a">
+            <w:hyperlink w:history="1" r:id="rIdmtwabfc0hbg2lslszekms">
               <w:r>
                 <w:rPr>
                   <w:rFonts w:ascii="Arial" w:cs="Arial" w:eastAsia="Arial" w:hAnsi="Arial"/>
@@ -4518,7 +4518,7 @@
               <w:spacing w:after="10" w:before="0"/>
               <w:ind w:left="120"/>
             </w:pPr>
-            <w:hyperlink w:history="1" r:id="rIdaodu_xhi21m3sepourza_">
+            <w:hyperlink w:history="1" r:id="rIdabthcce_hyzik1-ynsuna">
               <w:r>
                 <w:rPr>
                   <w:rFonts w:ascii="Arial" w:cs="Arial" w:eastAsia="Arial" w:hAnsi="Arial"/>
@@ -4580,7 +4580,7 @@
               <w:spacing w:after="10" w:before="0"/>
               <w:ind w:left="120"/>
             </w:pPr>
-            <w:hyperlink w:history="1" r:id="rIdauuqd9unyihvzpb-yup3m">
+            <w:hyperlink w:history="1" r:id="rId91anjtu6vej7zipopl3u0">
               <w:r>
                 <w:rPr>
                   <w:rFonts w:ascii="Arial" w:cs="Arial" w:eastAsia="Arial" w:hAnsi="Arial"/>
@@ -4795,7 +4795,7 @@
             <w:pPr>
               <w:spacing w:after="20" w:before="0"/>
             </w:pPr>
-            <w:hyperlink w:history="1" r:id="rIdofaml8qnlbc-e1mwde6kc">
+            <w:hyperlink w:history="1" r:id="rIdod3r32hqlw1nhud8hxmcs">
               <w:r>
                 <w:rPr>
                   <w:rFonts w:ascii="Arial" w:cs="Arial" w:eastAsia="Arial" w:hAnsi="Arial"/>
@@ -4844,7 +4844,7 @@
               <w:spacing w:after="10" w:before="0"/>
               <w:ind w:left="120"/>
             </w:pPr>
-            <w:hyperlink w:history="1" r:id="rIda0xjrz1eh9hbogks18wkg">
+            <w:hyperlink w:history="1" r:id="rIdziqgviwj9vgfkcxhf3rkq">
               <w:r>
                 <w:rPr>
                   <w:rFonts w:ascii="Arial" w:cs="Arial" w:eastAsia="Arial" w:hAnsi="Arial"/>
@@ -4906,7 +4906,7 @@
               <w:spacing w:after="10" w:before="0"/>
               <w:ind w:left="120"/>
             </w:pPr>
-            <w:hyperlink w:history="1" r:id="rIdu6cr5ivoai4rk96skutos">
+            <w:hyperlink w:history="1" r:id="rIdnoyrdnzgztfqr2x2kxdeu">
               <w:r>
                 <w:rPr>
                   <w:rFonts w:ascii="Arial" w:cs="Arial" w:eastAsia="Arial" w:hAnsi="Arial"/>
@@ -5121,7 +5121,7 @@
             <w:pPr>
               <w:spacing w:after="20" w:before="0"/>
             </w:pPr>
-            <w:hyperlink w:history="1" r:id="rIdkgtsgdrwumoalijwrwtts">
+            <w:hyperlink w:history="1" r:id="rId4-dvbt-obarkngevr_sny">
               <w:r>
                 <w:rPr>
                   <w:rFonts w:ascii="Arial" w:cs="Arial" w:eastAsia="Arial" w:hAnsi="Arial"/>
@@ -5170,7 +5170,7 @@
               <w:spacing w:after="10" w:before="0"/>
               <w:ind w:left="120"/>
             </w:pPr>
-            <w:hyperlink w:history="1" r:id="rIdgmhop9wckxa1lhh7gjpcy">
+            <w:hyperlink w:history="1" r:id="rIdd7ikz3twlldvyqdbki_ky">
               <w:r>
                 <w:rPr>
                   <w:rFonts w:ascii="Arial" w:cs="Arial" w:eastAsia="Arial" w:hAnsi="Arial"/>
@@ -5232,7 +5232,7 @@
               <w:spacing w:after="10" w:before="0"/>
               <w:ind w:left="120"/>
             </w:pPr>
-            <w:hyperlink w:history="1" r:id="rIdllzc68bw6_vns8swomq6t">
+            <w:hyperlink w:history="1" r:id="rIdiguvbsnapf1tflwkewxci">
               <w:r>
                 <w:rPr>
                   <w:rFonts w:ascii="Arial" w:cs="Arial" w:eastAsia="Arial" w:hAnsi="Arial"/>
@@ -5772,7 +5772,7 @@
         </w:rPr>
         <w:t xml:space="preserve">© 2026 SeaVuria and ARES. Aligned with KICD objectives. Developed by SeaVuria; technical implementation by ARES (with AI assistance from Claude). Licensed under </w:t>
       </w:r>
-      <w:hyperlink w:history="1" r:id="rId8hg2eoqsgwhza4r7k54il">
+      <w:hyperlink w:history="1" r:id="rIdulbuzsh8v25yfftwiktsr">
         <w:r>
           <w:rPr>
             <w:rFonts w:ascii="Arial" w:cs="Arial" w:eastAsia="Arial" w:hAnsi="Arial"/>
@@ -5793,7 +5793,7 @@
         </w:rPr>
         <w:t xml:space="preserve"> (</w:t>
       </w:r>
-      <w:hyperlink w:history="1" r:id="rIdix6lkhiazwuxqeasdeuzu">
+      <w:hyperlink w:history="1" r:id="rIdlxojwij05sbr0enx1tt2e">
         <w:r>
           <w:rPr>
             <w:rFonts w:ascii="Arial" w:cs="Arial" w:eastAsia="Arial" w:hAnsi="Arial"/>
@@ -6833,7 +6833,7 @@
             <w:pPr>
               <w:spacing w:after="20" w:before="0"/>
             </w:pPr>
-            <w:hyperlink w:history="1" r:id="rIdcju0b-a8__gnfzhn8w9hp">
+            <w:hyperlink w:history="1" r:id="rId9b_od9qsglb59lq-9hoyw">
               <w:r>
                 <w:rPr>
                   <w:rFonts w:ascii="Arial" w:cs="Arial" w:eastAsia="Arial" w:hAnsi="Arial"/>
@@ -6866,7 +6866,7 @@
               <w:spacing w:after="10" w:before="0"/>
               <w:ind w:left="120"/>
             </w:pPr>
-            <w:hyperlink w:history="1" r:id="rIdt6rymrbfy6luvg4fbuch0">
+            <w:hyperlink w:history="1" r:id="rIdy46fqe42ir1dll6fmjnqt">
               <w:r>
                 <w:rPr>
                   <w:rFonts w:ascii="Arial" w:cs="Arial" w:eastAsia="Arial" w:hAnsi="Arial"/>
@@ -6928,7 +6928,7 @@
               <w:spacing w:after="10" w:before="0"/>
               <w:ind w:left="120"/>
             </w:pPr>
-            <w:hyperlink w:history="1" r:id="rIduxydwz-6nrpuiorc1dytb">
+            <w:hyperlink w:history="1" r:id="rIdxr1pcqmden7iyvs14o4-m">
               <w:r>
                 <w:rPr>
                   <w:rFonts w:ascii="Arial" w:cs="Arial" w:eastAsia="Arial" w:hAnsi="Arial"/>
@@ -7143,7 +7143,7 @@
             <w:pPr>
               <w:spacing w:after="20" w:before="0"/>
             </w:pPr>
-            <w:hyperlink w:history="1" r:id="rId-wn58wyj1kqapv9y4csdl">
+            <w:hyperlink w:history="1" r:id="rId4jacmlmlgt36t7lrf3l39">
               <w:r>
                 <w:rPr>
                   <w:rFonts w:ascii="Arial" w:cs="Arial" w:eastAsia="Arial" w:hAnsi="Arial"/>
@@ -7176,7 +7176,7 @@
               <w:spacing w:after="10" w:before="0"/>
               <w:ind w:left="120"/>
             </w:pPr>
-            <w:hyperlink w:history="1" r:id="rIdlj3r0l-jtnmtfukbri3y-">
+            <w:hyperlink w:history="1" r:id="rIdk_esfyff83_qf_mhjz4js">
               <w:r>
                 <w:rPr>
                   <w:rFonts w:ascii="Arial" w:cs="Arial" w:eastAsia="Arial" w:hAnsi="Arial"/>
@@ -7238,7 +7238,7 @@
               <w:spacing w:after="10" w:before="0"/>
               <w:ind w:left="120"/>
             </w:pPr>
-            <w:hyperlink w:history="1" r:id="rIdlrsii4tbrwqwiwlk0q3vs">
+            <w:hyperlink w:history="1" r:id="rIdshklzs8pc-psqrhjip2gl">
               <w:r>
                 <w:rPr>
                   <w:rFonts w:ascii="Arial" w:cs="Arial" w:eastAsia="Arial" w:hAnsi="Arial"/>
@@ -7453,7 +7453,7 @@
             <w:pPr>
               <w:spacing w:after="20" w:before="0"/>
             </w:pPr>
-            <w:hyperlink w:history="1" r:id="rIdndvcdqetytu7psoirtlry">
+            <w:hyperlink w:history="1" r:id="rIdzg5kxklr6uehu0f9fjyys">
               <w:r>
                 <w:rPr>
                   <w:rFonts w:ascii="Arial" w:cs="Arial" w:eastAsia="Arial" w:hAnsi="Arial"/>
@@ -7486,7 +7486,7 @@
               <w:spacing w:after="10" w:before="0"/>
               <w:ind w:left="120"/>
             </w:pPr>
-            <w:hyperlink w:history="1" r:id="rIdw7pqspwyjljtdtjflrgc9">
+            <w:hyperlink w:history="1" r:id="rId1nzqtzgrxe7x7cq-jgpc9">
               <w:r>
                 <w:rPr>
                   <w:rFonts w:ascii="Arial" w:cs="Arial" w:eastAsia="Arial" w:hAnsi="Arial"/>
@@ -7548,7 +7548,7 @@
               <w:spacing w:after="10" w:before="0"/>
               <w:ind w:left="120"/>
             </w:pPr>
-            <w:hyperlink w:history="1" r:id="rId678yc5jo8f0f2whofet5p">
+            <w:hyperlink w:history="1" r:id="rIdltu8nsuege58xz0jek48v">
               <w:r>
                 <w:rPr>
                   <w:rFonts w:ascii="Arial" w:cs="Arial" w:eastAsia="Arial" w:hAnsi="Arial"/>
@@ -7763,7 +7763,7 @@
             <w:pPr>
               <w:spacing w:after="20" w:before="0"/>
             </w:pPr>
-            <w:hyperlink w:history="1" r:id="rIdik7y5ieqxqakfbmz5qc-_">
+            <w:hyperlink w:history="1" r:id="rIdkl-dc2bfqycnhexaiuvot">
               <w:r>
                 <w:rPr>
                   <w:rFonts w:ascii="Arial" w:cs="Arial" w:eastAsia="Arial" w:hAnsi="Arial"/>
@@ -7796,7 +7796,7 @@
               <w:spacing w:after="10" w:before="0"/>
               <w:ind w:left="120"/>
             </w:pPr>
-            <w:hyperlink w:history="1" r:id="rId1gnjobqoijvqvmxvpiih1">
+            <w:hyperlink w:history="1" r:id="rIdzlceedb5aeb_n1_azqex5">
               <w:r>
                 <w:rPr>
                   <w:rFonts w:ascii="Arial" w:cs="Arial" w:eastAsia="Arial" w:hAnsi="Arial"/>
@@ -7858,7 +7858,7 @@
               <w:spacing w:after="10" w:before="0"/>
               <w:ind w:left="120"/>
             </w:pPr>
-            <w:hyperlink w:history="1" r:id="rId6nt2tifnenr0oe3dwt_8f">
+            <w:hyperlink w:history="1" r:id="rIdk7zgxpvlvxfsegfmsz9dn">
               <w:r>
                 <w:rPr>
                   <w:rFonts w:ascii="Arial" w:cs="Arial" w:eastAsia="Arial" w:hAnsi="Arial"/>
@@ -8073,7 +8073,7 @@
             <w:pPr>
               <w:spacing w:after="20" w:before="0"/>
             </w:pPr>
-            <w:hyperlink w:history="1" r:id="rIdbc5cfpt1guoambbndetta">
+            <w:hyperlink w:history="1" r:id="rId25ldfpq5ea1cilxufxwwu">
               <w:r>
                 <w:rPr>
                   <w:rFonts w:ascii="Arial" w:cs="Arial" w:eastAsia="Arial" w:hAnsi="Arial"/>
@@ -8106,7 +8106,7 @@
               <w:spacing w:after="10" w:before="0"/>
               <w:ind w:left="120"/>
             </w:pPr>
-            <w:hyperlink w:history="1" r:id="rIdsakec67rlh5rz6anjjna7">
+            <w:hyperlink w:history="1" r:id="rIdurkn9tlajxwlwr-moykfz">
               <w:r>
                 <w:rPr>
                   <w:rFonts w:ascii="Arial" w:cs="Arial" w:eastAsia="Arial" w:hAnsi="Arial"/>
@@ -8168,7 +8168,7 @@
               <w:spacing w:after="10" w:before="0"/>
               <w:ind w:left="120"/>
             </w:pPr>
-            <w:hyperlink w:history="1" r:id="rId7jn9znlqp9nb88dfq9gau">
+            <w:hyperlink w:history="1" r:id="rIdxbe_ztzvk8tvngpkvsngq">
               <w:r>
                 <w:rPr>
                   <w:rFonts w:ascii="Arial" w:cs="Arial" w:eastAsia="Arial" w:hAnsi="Arial"/>
@@ -8708,7 +8708,7 @@
         </w:rPr>
         <w:t xml:space="preserve">© 2026 SeaVuria and ARES. Aligned with KICD objectives. Developed by SeaVuria; technical implementation by ARES (with AI assistance from Claude). Licensed under </w:t>
       </w:r>
-      <w:hyperlink w:history="1" r:id="rIdvk41_ces3ja9mut16ctfw">
+      <w:hyperlink w:history="1" r:id="rIds21ct4bxuiyogktroq_p_">
         <w:r>
           <w:rPr>
             <w:rFonts w:ascii="Arial" w:cs="Arial" w:eastAsia="Arial" w:hAnsi="Arial"/>
@@ -8729,7 +8729,7 @@
         </w:rPr>
         <w:t xml:space="preserve"> (</w:t>
       </w:r>
-      <w:hyperlink w:history="1" r:id="rIddkxevkemxh1btm-f2w4at">
+      <w:hyperlink w:history="1" r:id="rIdwwm-nf4ota9-zxaye_zwn">
         <w:r>
           <w:rPr>
             <w:rFonts w:ascii="Arial" w:cs="Arial" w:eastAsia="Arial" w:hAnsi="Arial"/>
@@ -9769,7 +9769,7 @@
             <w:pPr>
               <w:spacing w:after="20" w:before="0"/>
             </w:pPr>
-            <w:hyperlink w:history="1" r:id="rIdzfhdvnvo6fkuonmruwesk">
+            <w:hyperlink w:history="1" r:id="rIdfllcpyjjxrkmjtfh33ytf">
               <w:r>
                 <w:rPr>
                   <w:rFonts w:ascii="Arial" w:cs="Arial" w:eastAsia="Arial" w:hAnsi="Arial"/>
@@ -9802,7 +9802,7 @@
               <w:spacing w:after="10" w:before="0"/>
               <w:ind w:left="120"/>
             </w:pPr>
-            <w:hyperlink w:history="1" r:id="rId9hkqgjh4l4xxnyi3fhzln">
+            <w:hyperlink w:history="1" r:id="rIdxanyjt5yykkoobn-xdokx">
               <w:r>
                 <w:rPr>
                   <w:rFonts w:ascii="Arial" w:cs="Arial" w:eastAsia="Arial" w:hAnsi="Arial"/>
@@ -9864,7 +9864,7 @@
               <w:spacing w:after="10" w:before="0"/>
               <w:ind w:left="120"/>
             </w:pPr>
-            <w:hyperlink w:history="1" r:id="rIdyvculybfqpzpjw_cohacn">
+            <w:hyperlink w:history="1" r:id="rIdzppbw1pwfbzw9pqtxqf6f">
               <w:r>
                 <w:rPr>
                   <w:rFonts w:ascii="Arial" w:cs="Arial" w:eastAsia="Arial" w:hAnsi="Arial"/>
@@ -10079,7 +10079,7 @@
             <w:pPr>
               <w:spacing w:after="20" w:before="0"/>
             </w:pPr>
-            <w:hyperlink w:history="1" r:id="rIdjjr088j1iie-jwqwa_npj">
+            <w:hyperlink w:history="1" r:id="rId2vd6zf79uawdo6vdwyqfl">
               <w:r>
                 <w:rPr>
                   <w:rFonts w:ascii="Arial" w:cs="Arial" w:eastAsia="Arial" w:hAnsi="Arial"/>
@@ -10112,7 +10112,7 @@
               <w:spacing w:after="10" w:before="0"/>
               <w:ind w:left="120"/>
             </w:pPr>
-            <w:hyperlink w:history="1" r:id="rIdfwr7ep1rlztj-niwwgo0h">
+            <w:hyperlink w:history="1" r:id="rIdgtvcsj6zz0_gvl4kedyff">
               <w:r>
                 <w:rPr>
                   <w:rFonts w:ascii="Arial" w:cs="Arial" w:eastAsia="Arial" w:hAnsi="Arial"/>
@@ -10174,7 +10174,7 @@
               <w:spacing w:after="10" w:before="0"/>
               <w:ind w:left="120"/>
             </w:pPr>
-            <w:hyperlink w:history="1" r:id="rIdxlvxey0jgvkfbh4gajdbj">
+            <w:hyperlink w:history="1" r:id="rId_ul3ae3fhbfcsitzj-sii">
               <w:r>
                 <w:rPr>
                   <w:rFonts w:ascii="Arial" w:cs="Arial" w:eastAsia="Arial" w:hAnsi="Arial"/>
@@ -10389,7 +10389,7 @@
             <w:pPr>
               <w:spacing w:after="20" w:before="0"/>
             </w:pPr>
-            <w:hyperlink w:history="1" r:id="rIdc1jsxw-uoui_mbvirysai">
+            <w:hyperlink w:history="1" r:id="rIdmwtbm7f48fr4fw9wzd1dv">
               <w:r>
                 <w:rPr>
                   <w:rFonts w:ascii="Arial" w:cs="Arial" w:eastAsia="Arial" w:hAnsi="Arial"/>
@@ -10438,7 +10438,7 @@
               <w:spacing w:after="10" w:before="0"/>
               <w:ind w:left="120"/>
             </w:pPr>
-            <w:hyperlink w:history="1" r:id="rId_pljsh-wrnatvxlpw7u8s">
+            <w:hyperlink w:history="1" r:id="rIdqqvhhu8jakufatqplvexa">
               <w:r>
                 <w:rPr>
                   <w:rFonts w:ascii="Arial" w:cs="Arial" w:eastAsia="Arial" w:hAnsi="Arial"/>
@@ -10500,7 +10500,7 @@
               <w:spacing w:after="10" w:before="0"/>
               <w:ind w:left="120"/>
             </w:pPr>
-            <w:hyperlink w:history="1" r:id="rId9r_cmwy08fyjmbmeif735">
+            <w:hyperlink w:history="1" r:id="rIds3nneq0jfdhnrlkekeyk3">
               <w:r>
                 <w:rPr>
                   <w:rFonts w:ascii="Arial" w:cs="Arial" w:eastAsia="Arial" w:hAnsi="Arial"/>
@@ -10715,7 +10715,7 @@
             <w:pPr>
               <w:spacing w:after="20" w:before="0"/>
             </w:pPr>
-            <w:hyperlink w:history="1" r:id="rIdj1vjsofpuy13bx55mnkye">
+            <w:hyperlink w:history="1" r:id="rIdbbaamvpmznwozj1wdjypo">
               <w:r>
                 <w:rPr>
                   <w:rFonts w:ascii="Arial" w:cs="Arial" w:eastAsia="Arial" w:hAnsi="Arial"/>
@@ -10764,7 +10764,7 @@
               <w:spacing w:after="10" w:before="0"/>
               <w:ind w:left="120"/>
             </w:pPr>
-            <w:hyperlink w:history="1" r:id="rIdxd6qdb0okcqsgl1g-hvj8">
+            <w:hyperlink w:history="1" r:id="rIdfmwjwvj_ejmja5ppmu7mt">
               <w:r>
                 <w:rPr>
                   <w:rFonts w:ascii="Arial" w:cs="Arial" w:eastAsia="Arial" w:hAnsi="Arial"/>
@@ -10826,7 +10826,7 @@
               <w:spacing w:after="10" w:before="0"/>
               <w:ind w:left="120"/>
             </w:pPr>
-            <w:hyperlink w:history="1" r:id="rIdvtzelgrswxapmcghmru3q">
+            <w:hyperlink w:history="1" r:id="rIdpgwlsybai80tiigklru7y">
               <w:r>
                 <w:rPr>
                   <w:rFonts w:ascii="Arial" w:cs="Arial" w:eastAsia="Arial" w:hAnsi="Arial"/>
@@ -11041,7 +11041,7 @@
             <w:pPr>
               <w:spacing w:after="20" w:before="0"/>
             </w:pPr>
-            <w:hyperlink w:history="1" r:id="rIdtnyarlwyu9tffvff1b60n">
+            <w:hyperlink w:history="1" r:id="rIdboueinsrwsntameafwyz3">
               <w:r>
                 <w:rPr>
                   <w:rFonts w:ascii="Arial" w:cs="Arial" w:eastAsia="Arial" w:hAnsi="Arial"/>
@@ -11074,7 +11074,7 @@
               <w:spacing w:after="10" w:before="0"/>
               <w:ind w:left="120"/>
             </w:pPr>
-            <w:hyperlink w:history="1" r:id="rId3lqgobhhhxxrma3ylqqnh">
+            <w:hyperlink w:history="1" r:id="rId3nfm7yw_4jebzw3hyrsa9">
               <w:r>
                 <w:rPr>
                   <w:rFonts w:ascii="Arial" w:cs="Arial" w:eastAsia="Arial" w:hAnsi="Arial"/>
@@ -11136,7 +11136,7 @@
               <w:spacing w:after="10" w:before="0"/>
               <w:ind w:left="120"/>
             </w:pPr>
-            <w:hyperlink w:history="1" r:id="rIdziv2uox7cem_jobxilsri">
+            <w:hyperlink w:history="1" r:id="rIdxlssgjorzentnvjsrczlz">
               <w:r>
                 <w:rPr>
                   <w:rFonts w:ascii="Arial" w:cs="Arial" w:eastAsia="Arial" w:hAnsi="Arial"/>
@@ -11676,7 +11676,7 @@
         </w:rPr>
         <w:t xml:space="preserve">© 2026 SeaVuria and ARES. Aligned with KICD objectives. Developed by SeaVuria; technical implementation by ARES (with AI assistance from Claude). Licensed under </w:t>
       </w:r>
-      <w:hyperlink w:history="1" r:id="rIdye_fipl1rihzjncz6vrhw">
+      <w:hyperlink w:history="1" r:id="rIdcan8hxtm6c74jjrlhsxyp">
         <w:r>
           <w:rPr>
             <w:rFonts w:ascii="Arial" w:cs="Arial" w:eastAsia="Arial" w:hAnsi="Arial"/>
@@ -11697,7 +11697,7 @@
         </w:rPr>
         <w:t xml:space="preserve"> (</w:t>
       </w:r>
-      <w:hyperlink w:history="1" r:id="rId62-xwgfsy_rv3d-7svjlm">
+      <w:hyperlink w:history="1" r:id="rIdgjht4vtdfj-q8yoxbc4su">
         <w:r>
           <w:rPr>
             <w:rFonts w:ascii="Arial" w:cs="Arial" w:eastAsia="Arial" w:hAnsi="Arial"/>
@@ -12737,7 +12737,7 @@
             <w:pPr>
               <w:spacing w:after="20" w:before="0"/>
             </w:pPr>
-            <w:hyperlink w:history="1" r:id="rId8cexphdkvwgzg44pi3khf">
+            <w:hyperlink w:history="1" r:id="rIdwllzxbn0sbrtatj__bpvh">
               <w:r>
                 <w:rPr>
                   <w:rFonts w:ascii="Arial" w:cs="Arial" w:eastAsia="Arial" w:hAnsi="Arial"/>
@@ -12770,7 +12770,7 @@
               <w:spacing w:after="10" w:before="0"/>
               <w:ind w:left="120"/>
             </w:pPr>
-            <w:hyperlink w:history="1" r:id="rIdfyuc61kluwdxpt89kthe8">
+            <w:hyperlink w:history="1" r:id="rId6tkcxq9ch1yse2nq39urc">
               <w:r>
                 <w:rPr>
                   <w:rFonts w:ascii="Arial" w:cs="Arial" w:eastAsia="Arial" w:hAnsi="Arial"/>
@@ -12815,7 +12815,7 @@
             <w:pPr>
               <w:spacing w:after="20" w:before="0"/>
             </w:pPr>
-            <w:hyperlink w:history="1" r:id="rIdg-wf3kyx9ztocjt29hhng">
+            <w:hyperlink w:history="1" r:id="rIduhy7mdqqy5wr4tprkkfze">
               <w:r>
                 <w:rPr>
                   <w:rFonts w:ascii="Arial" w:cs="Arial" w:eastAsia="Arial" w:hAnsi="Arial"/>
@@ -12848,7 +12848,7 @@
               <w:spacing w:after="10" w:before="0"/>
               <w:ind w:left="120"/>
             </w:pPr>
-            <w:hyperlink w:history="1" r:id="rIda4tvd9wcfityc2klv_eoi">
+            <w:hyperlink w:history="1" r:id="rIdwuczrgj0toftk3frxjspw">
               <w:r>
                 <w:rPr>
                   <w:rFonts w:ascii="Arial" w:cs="Arial" w:eastAsia="Arial" w:hAnsi="Arial"/>
@@ -13048,7 +13048,7 @@
             <w:pPr>
               <w:spacing w:after="20" w:before="0"/>
             </w:pPr>
-            <w:hyperlink w:history="1" r:id="rIdqjxv726nlao2dmt3sdxp4">
+            <w:hyperlink w:history="1" r:id="rIdukzotvpg4xxwx0txr03r0">
               <w:r>
                 <w:rPr>
                   <w:rFonts w:ascii="Arial" w:cs="Arial" w:eastAsia="Arial" w:hAnsi="Arial"/>
@@ -13081,7 +13081,7 @@
               <w:spacing w:after="10" w:before="0"/>
               <w:ind w:left="120"/>
             </w:pPr>
-            <w:hyperlink w:history="1" r:id="rIdfr_06hbznjvwykxpsmdej">
+            <w:hyperlink w:history="1" r:id="rIdhoaklldgh5xbhfiprm07i">
               <w:r>
                 <w:rPr>
                   <w:rFonts w:ascii="Arial" w:cs="Arial" w:eastAsia="Arial" w:hAnsi="Arial"/>
@@ -13126,7 +13126,7 @@
             <w:pPr>
               <w:spacing w:after="20" w:before="0"/>
             </w:pPr>
-            <w:hyperlink w:history="1" r:id="rId5bl3sfsrfmw5b5f0pxmed">
+            <w:hyperlink w:history="1" r:id="rIdcymx8xrnz5soxlo752ciq">
               <w:r>
                 <w:rPr>
                   <w:rFonts w:ascii="Arial" w:cs="Arial" w:eastAsia="Arial" w:hAnsi="Arial"/>
@@ -13159,7 +13159,7 @@
               <w:spacing w:after="10" w:before="0"/>
               <w:ind w:left="120"/>
             </w:pPr>
-            <w:hyperlink w:history="1" r:id="rIdikfcjaweysui7nhe6eh6w">
+            <w:hyperlink w:history="1" r:id="rIdtlv5cmjv8tmfqeqhcfkxi">
               <w:r>
                 <w:rPr>
                   <w:rFonts w:ascii="Arial" w:cs="Arial" w:eastAsia="Arial" w:hAnsi="Arial"/>
@@ -13499,7 +13499,7 @@
             <w:pPr>
               <w:spacing w:after="20" w:before="0"/>
             </w:pPr>
-            <w:hyperlink w:history="1" r:id="rIdzu-ujd0tstyvuobhuefbq">
+            <w:hyperlink w:history="1" r:id="rIdkp9eivx2xqji9pfbjonjc">
               <w:r>
                 <w:rPr>
                   <w:rFonts w:ascii="Arial" w:cs="Arial" w:eastAsia="Arial" w:hAnsi="Arial"/>
@@ -13548,7 +13548,7 @@
               <w:spacing w:after="10" w:before="0"/>
               <w:ind w:left="120"/>
             </w:pPr>
-            <w:hyperlink w:history="1" r:id="rId8u-kyhjyth3n2q7ziz59c">
+            <w:hyperlink w:history="1" r:id="rIdos-2ayezvlk3nkf3_35go">
               <w:r>
                 <w:rPr>
                   <w:rFonts w:ascii="Arial" w:cs="Arial" w:eastAsia="Arial" w:hAnsi="Arial"/>
@@ -13593,7 +13593,7 @@
             <w:pPr>
               <w:spacing w:after="20" w:before="0"/>
             </w:pPr>
-            <w:hyperlink w:history="1" r:id="rId6lzxxx0wafgalqsls3ljw">
+            <w:hyperlink w:history="1" r:id="rIdm15qrxx8nu8keaew65j8d">
               <w:r>
                 <w:rPr>
                   <w:rFonts w:ascii="Arial" w:cs="Arial" w:eastAsia="Arial" w:hAnsi="Arial"/>
@@ -13626,7 +13626,7 @@
               <w:spacing w:after="10" w:before="0"/>
               <w:ind w:left="120"/>
             </w:pPr>
-            <w:hyperlink w:history="1" r:id="rIdaywgtgrcsz-7ozhnvnivp">
+            <w:hyperlink w:history="1" r:id="rIdhpuy9ypgskahuzphzcsho">
               <w:r>
                 <w:rPr>
                   <w:rFonts w:ascii="Arial" w:cs="Arial" w:eastAsia="Arial" w:hAnsi="Arial"/>
@@ -13986,7 +13986,7 @@
             <w:pPr>
               <w:spacing w:after="20" w:before="0"/>
             </w:pPr>
-            <w:hyperlink w:history="1" r:id="rIdzukrakbh0q4vhigyqsqor">
+            <w:hyperlink w:history="1" r:id="rIdzzthjyoailu8uaaht959w">
               <w:r>
                 <w:rPr>
                   <w:rFonts w:ascii="Arial" w:cs="Arial" w:eastAsia="Arial" w:hAnsi="Arial"/>
@@ -14019,7 +14019,7 @@
               <w:spacing w:after="10" w:before="0"/>
               <w:ind w:left="120"/>
             </w:pPr>
-            <w:hyperlink w:history="1" r:id="rIdhkmkrelofcnq_lxuiyz3o">
+            <w:hyperlink w:history="1" r:id="rIdgpmdvij31txyo7r73duew">
               <w:r>
                 <w:rPr>
                   <w:rFonts w:ascii="Arial" w:cs="Arial" w:eastAsia="Arial" w:hAnsi="Arial"/>
@@ -14064,7 +14064,7 @@
             <w:pPr>
               <w:spacing w:after="20" w:before="0"/>
             </w:pPr>
-            <w:hyperlink w:history="1" r:id="rId_znursl80xb8xvvzebdq6">
+            <w:hyperlink w:history="1" r:id="rIdat28o0kq5eyafxuzvjyk0">
               <w:r>
                 <w:rPr>
                   <w:rFonts w:ascii="Arial" w:cs="Arial" w:eastAsia="Arial" w:hAnsi="Arial"/>
@@ -14097,7 +14097,7 @@
               <w:spacing w:after="10" w:before="0"/>
               <w:ind w:left="120"/>
             </w:pPr>
-            <w:hyperlink w:history="1" r:id="rIdzkgwulgloijq7bftj5wdl">
+            <w:hyperlink w:history="1" r:id="rIdlff2i61bm78hlthaipqox">
               <w:r>
                 <w:rPr>
                   <w:rFonts w:ascii="Arial" w:cs="Arial" w:eastAsia="Arial" w:hAnsi="Arial"/>
@@ -14297,7 +14297,7 @@
             <w:pPr>
               <w:spacing w:after="20" w:before="0"/>
             </w:pPr>
-            <w:hyperlink w:history="1" r:id="rIdwctndbfpxelicqrm0cpqd">
+            <w:hyperlink w:history="1" r:id="rId8rhp9pqa7esmlxbw1g4_h">
               <w:r>
                 <w:rPr>
                   <w:rFonts w:ascii="Arial" w:cs="Arial" w:eastAsia="Arial" w:hAnsi="Arial"/>
@@ -14330,7 +14330,7 @@
               <w:spacing w:after="10" w:before="0"/>
               <w:ind w:left="120"/>
             </w:pPr>
-            <w:hyperlink w:history="1" r:id="rIdbil7qr-izq2x2t_rks0dr">
+            <w:hyperlink w:history="1" r:id="rId88qo_g2xup8p2fayugynz">
               <w:r>
                 <w:rPr>
                   <w:rFonts w:ascii="Arial" w:cs="Arial" w:eastAsia="Arial" w:hAnsi="Arial"/>
@@ -14375,7 +14375,7 @@
             <w:pPr>
               <w:spacing w:after="20" w:before="0"/>
             </w:pPr>
-            <w:hyperlink w:history="1" r:id="rIdqgkibchajrjxwuur6fnhj">
+            <w:hyperlink w:history="1" r:id="rId1ttptpdktzo3vdceqe5lv">
               <w:r>
                 <w:rPr>
                   <w:rFonts w:ascii="Arial" w:cs="Arial" w:eastAsia="Arial" w:hAnsi="Arial"/>
@@ -14408,7 +14408,7 @@
               <w:spacing w:after="10" w:before="0"/>
               <w:ind w:left="120"/>
             </w:pPr>
-            <w:hyperlink w:history="1" r:id="rIdp2p8gzbyz_9vwcnwv2ks5">
+            <w:hyperlink w:history="1" r:id="rIdjvlrna2442k71_zba60an">
               <w:r>
                 <w:rPr>
                   <w:rFonts w:ascii="Arial" w:cs="Arial" w:eastAsia="Arial" w:hAnsi="Arial"/>
@@ -14933,7 +14933,7 @@
         </w:rPr>
         <w:t xml:space="preserve">© 2026 SeaVuria and ARES. Aligned with KICD objectives. Developed by SeaVuria; technical implementation by ARES (with AI assistance from Claude). Licensed under </w:t>
       </w:r>
-      <w:hyperlink w:history="1" r:id="rIddgoucz2iaec74nlwpxlgk">
+      <w:hyperlink w:history="1" r:id="rIdcty8w_sbbx-ursh3vfdxj">
         <w:r>
           <w:rPr>
             <w:rFonts w:ascii="Arial" w:cs="Arial" w:eastAsia="Arial" w:hAnsi="Arial"/>
@@ -14954,7 +14954,7 @@
         </w:rPr>
         <w:t xml:space="preserve"> (</w:t>
       </w:r>
-      <w:hyperlink w:history="1" r:id="rId27d7ez2azt_owg0yi4-lw">
+      <w:hyperlink w:history="1" r:id="rIdqdeuyhqlufltu0rzdy9e7">
         <w:r>
           <w:rPr>
             <w:rFonts w:ascii="Arial" w:cs="Arial" w:eastAsia="Arial" w:hAnsi="Arial"/>
@@ -15994,7 +15994,7 @@
             <w:pPr>
               <w:spacing w:after="20" w:before="0"/>
             </w:pPr>
-            <w:hyperlink w:history="1" r:id="rId7woszcxnn5r3eszg3cbaf">
+            <w:hyperlink w:history="1" r:id="rIdotlogrqdvd3ygqz7hibck">
               <w:r>
                 <w:rPr>
                   <w:rFonts w:ascii="Arial" w:cs="Arial" w:eastAsia="Arial" w:hAnsi="Arial"/>
@@ -16027,7 +16027,7 @@
               <w:spacing w:after="10" w:before="0"/>
               <w:ind w:left="120"/>
             </w:pPr>
-            <w:hyperlink w:history="1" r:id="rIdxtpyhfiz6oew-l3t_8bki">
+            <w:hyperlink w:history="1" r:id="rIdo-sjqogh1py2yl7p3elt8">
               <w:r>
                 <w:rPr>
                   <w:rFonts w:ascii="Arial" w:cs="Arial" w:eastAsia="Arial" w:hAnsi="Arial"/>
@@ -16072,7 +16072,7 @@
             <w:pPr>
               <w:spacing w:after="20" w:before="0"/>
             </w:pPr>
-            <w:hyperlink w:history="1" r:id="rId9cxanih5ketox3wjydxfn">
+            <w:hyperlink w:history="1" r:id="rIdi6edf-e_ibhem-7aucsoq">
               <w:r>
                 <w:rPr>
                   <w:rFonts w:ascii="Arial" w:cs="Arial" w:eastAsia="Arial" w:hAnsi="Arial"/>
@@ -16105,7 +16105,7 @@
               <w:spacing w:after="10" w:before="0"/>
               <w:ind w:left="120"/>
             </w:pPr>
-            <w:hyperlink w:history="1" r:id="rIduasrj8a15lkulrje9mpbt">
+            <w:hyperlink w:history="1" r:id="rIdi2i387qjkzzpgaihqmnn8">
               <w:r>
                 <w:rPr>
                   <w:rFonts w:ascii="Arial" w:cs="Arial" w:eastAsia="Arial" w:hAnsi="Arial"/>
@@ -16305,7 +16305,7 @@
             <w:pPr>
               <w:spacing w:after="20" w:before="0"/>
             </w:pPr>
-            <w:hyperlink w:history="1" r:id="rIdkmxm9zof_wfmqlmwgzbmy">
+            <w:hyperlink w:history="1" r:id="rIdjnbh27u_1osavj7qteqns">
               <w:r>
                 <w:rPr>
                   <w:rFonts w:ascii="Arial" w:cs="Arial" w:eastAsia="Arial" w:hAnsi="Arial"/>
@@ -16338,7 +16338,7 @@
               <w:spacing w:after="10" w:before="0"/>
               <w:ind w:left="120"/>
             </w:pPr>
-            <w:hyperlink w:history="1" r:id="rIddbvrxd6ycxp2it4nl871c">
+            <w:hyperlink w:history="1" r:id="rIduluc-kwr1y39xpewmcehu">
               <w:r>
                 <w:rPr>
                   <w:rFonts w:ascii="Arial" w:cs="Arial" w:eastAsia="Arial" w:hAnsi="Arial"/>
@@ -16383,7 +16383,7 @@
             <w:pPr>
               <w:spacing w:after="20" w:before="0"/>
             </w:pPr>
-            <w:hyperlink w:history="1" r:id="rIdzs_aa0do-qvvhvkb-jdrd">
+            <w:hyperlink w:history="1" r:id="rId18rqzamjcdgodpcslwjak">
               <w:r>
                 <w:rPr>
                   <w:rFonts w:ascii="Arial" w:cs="Arial" w:eastAsia="Arial" w:hAnsi="Arial"/>
@@ -16416,7 +16416,7 @@
               <w:spacing w:after="10" w:before="0"/>
               <w:ind w:left="120"/>
             </w:pPr>
-            <w:hyperlink w:history="1" r:id="rIdjh42aqeig5w9ajhh3alrv">
+            <w:hyperlink w:history="1" r:id="rIdbwvg-a7bjoeedp8-dzacb">
               <w:r>
                 <w:rPr>
                   <w:rFonts w:ascii="Arial" w:cs="Arial" w:eastAsia="Arial" w:hAnsi="Arial"/>
@@ -16616,7 +16616,7 @@
             <w:pPr>
               <w:spacing w:after="20" w:before="0"/>
             </w:pPr>
-            <w:hyperlink w:history="1" r:id="rIdkzxmkhxxamafv0py_4xa-">
+            <w:hyperlink w:history="1" r:id="rIdnmhtlwxikmolwuyicdqkn">
               <w:r>
                 <w:rPr>
                   <w:rFonts w:ascii="Arial" w:cs="Arial" w:eastAsia="Arial" w:hAnsi="Arial"/>
@@ -16665,7 +16665,7 @@
               <w:spacing w:after="10" w:before="0"/>
               <w:ind w:left="120"/>
             </w:pPr>
-            <w:hyperlink w:history="1" r:id="rIdxzdy12q-gapbfs_bnh6s_">
+            <w:hyperlink w:history="1" r:id="rIdl-k1xtp80xmmtnx1wx42w">
               <w:r>
                 <w:rPr>
                   <w:rFonts w:ascii="Arial" w:cs="Arial" w:eastAsia="Arial" w:hAnsi="Arial"/>
@@ -16710,7 +16710,7 @@
             <w:pPr>
               <w:spacing w:after="20" w:before="0"/>
             </w:pPr>
-            <w:hyperlink w:history="1" r:id="rIdyyewtr-cvnitilm2rgvda">
+            <w:hyperlink w:history="1" r:id="rIdryu5teeb604gwjkfvowau">
               <w:r>
                 <w:rPr>
                   <w:rFonts w:ascii="Arial" w:cs="Arial" w:eastAsia="Arial" w:hAnsi="Arial"/>
@@ -16743,7 +16743,7 @@
               <w:spacing w:after="10" w:before="0"/>
               <w:ind w:left="120"/>
             </w:pPr>
-            <w:hyperlink w:history="1" r:id="rIdtyiesfrakcgpv7qod_lhg">
+            <w:hyperlink w:history="1" r:id="rIdfwwynqpm8iasokysmdsve">
               <w:r>
                 <w:rPr>
                   <w:rFonts w:ascii="Arial" w:cs="Arial" w:eastAsia="Arial" w:hAnsi="Arial"/>
@@ -16943,7 +16943,7 @@
             <w:pPr>
               <w:spacing w:after="20" w:before="0"/>
             </w:pPr>
-            <w:hyperlink w:history="1" r:id="rId6pwt9vlwdiynv5ecvy8bg">
+            <w:hyperlink w:history="1" r:id="rIdbodzumerbs0jt9my_sdx5">
               <w:r>
                 <w:rPr>
                   <w:rFonts w:ascii="Arial" w:cs="Arial" w:eastAsia="Arial" w:hAnsi="Arial"/>
@@ -16992,7 +16992,7 @@
               <w:spacing w:after="10" w:before="0"/>
               <w:ind w:left="120"/>
             </w:pPr>
-            <w:hyperlink w:history="1" r:id="rIdthcimhcwtx-qp31_msyah">
+            <w:hyperlink w:history="1" r:id="rIdikr7tywcytwpzqzjucvex">
               <w:r>
                 <w:rPr>
                   <w:rFonts w:ascii="Arial" w:cs="Arial" w:eastAsia="Arial" w:hAnsi="Arial"/>
@@ -17037,7 +17037,7 @@
             <w:pPr>
               <w:spacing w:after="20" w:before="0"/>
             </w:pPr>
-            <w:hyperlink w:history="1" r:id="rIds3-9b5tuobq7rq23ig4xc">
+            <w:hyperlink w:history="1" r:id="rIdm5lytmxgcyvlmuolypsiy">
               <w:r>
                 <w:rPr>
                   <w:rFonts w:ascii="Arial" w:cs="Arial" w:eastAsia="Arial" w:hAnsi="Arial"/>
@@ -17070,7 +17070,7 @@
               <w:spacing w:after="10" w:before="0"/>
               <w:ind w:left="120"/>
             </w:pPr>
-            <w:hyperlink w:history="1" r:id="rId07ggy75evpigtewvabpwq">
+            <w:hyperlink w:history="1" r:id="rIdv722nrgpniwbd-wqymci_">
               <w:r>
                 <w:rPr>
                   <w:rFonts w:ascii="Arial" w:cs="Arial" w:eastAsia="Arial" w:hAnsi="Arial"/>
@@ -17270,7 +17270,7 @@
             <w:pPr>
               <w:spacing w:after="20" w:before="0"/>
             </w:pPr>
-            <w:hyperlink w:history="1" r:id="rIde09d-kft3g54nksjkdjj-">
+            <w:hyperlink w:history="1" r:id="rIdm6e71_qu8mipz3p-ivn9p">
               <w:r>
                 <w:rPr>
                   <w:rFonts w:ascii="Arial" w:cs="Arial" w:eastAsia="Arial" w:hAnsi="Arial"/>
@@ -17319,7 +17319,7 @@
               <w:spacing w:after="10" w:before="0"/>
               <w:ind w:left="120"/>
             </w:pPr>
-            <w:hyperlink w:history="1" r:id="rIdxjwsg1kqehkvsuqakwv-w">
+            <w:hyperlink w:history="1" r:id="rIdlhi5pns2vg-exjvdtu_tv">
               <w:r>
                 <w:rPr>
                   <w:rFonts w:ascii="Arial" w:cs="Arial" w:eastAsia="Arial" w:hAnsi="Arial"/>
@@ -17364,7 +17364,7 @@
             <w:pPr>
               <w:spacing w:after="20" w:before="0"/>
             </w:pPr>
-            <w:hyperlink w:history="1" r:id="rIdibuna705oopawwdga9rej">
+            <w:hyperlink w:history="1" r:id="rIdlonsqkaogoln_wkptnkb6">
               <w:r>
                 <w:rPr>
                   <w:rFonts w:ascii="Arial" w:cs="Arial" w:eastAsia="Arial" w:hAnsi="Arial"/>
@@ -17397,7 +17397,7 @@
               <w:spacing w:after="10" w:before="0"/>
               <w:ind w:left="120"/>
             </w:pPr>
-            <w:hyperlink w:history="1" r:id="rIdfbelljnbw5jbpkq38sis3">
+            <w:hyperlink w:history="1" r:id="rIdk1rqaxlafhau7et1fmzqt">
               <w:r>
                 <w:rPr>
                   <w:rFonts w:ascii="Arial" w:cs="Arial" w:eastAsia="Arial" w:hAnsi="Arial"/>
@@ -17922,7 +17922,7 @@
         </w:rPr>
         <w:t xml:space="preserve">© 2026 SeaVuria and ARES. Aligned with KICD objectives. Developed by SeaVuria; technical implementation by ARES (with AI assistance from Claude). Licensed under </w:t>
       </w:r>
-      <w:hyperlink w:history="1" r:id="rIdiuntict54k8rd8o-bw28n">
+      <w:hyperlink w:history="1" r:id="rIdb5smeibkljnwqtj4wo1ey">
         <w:r>
           <w:rPr>
             <w:rFonts w:ascii="Arial" w:cs="Arial" w:eastAsia="Arial" w:hAnsi="Arial"/>
@@ -17943,7 +17943,7 @@
         </w:rPr>
         <w:t xml:space="preserve"> (</w:t>
       </w:r>
-      <w:hyperlink w:history="1" r:id="rIdcq6_oro_nijvxnfbyrts7">
+      <w:hyperlink w:history="1" r:id="rIduzu1gduofcok3ldmo6zha">
         <w:r>
           <w:rPr>
             <w:rFonts w:ascii="Arial" w:cs="Arial" w:eastAsia="Arial" w:hAnsi="Arial"/>
@@ -18983,7 +18983,7 @@
             <w:pPr>
               <w:spacing w:after="20" w:before="0"/>
             </w:pPr>
-            <w:hyperlink w:history="1" r:id="rId_yunqjs1-1anlklnod5mg">
+            <w:hyperlink w:history="1" r:id="rIdg_mh-utib-tjrd-gb-vlr">
               <w:r>
                 <w:rPr>
                   <w:rFonts w:ascii="Arial" w:cs="Arial" w:eastAsia="Arial" w:hAnsi="Arial"/>
@@ -19032,7 +19032,7 @@
               <w:spacing w:after="10" w:before="0"/>
               <w:ind w:left="120"/>
             </w:pPr>
-            <w:hyperlink w:history="1" r:id="rIdfzr42i4yytbrl19wcmugx">
+            <w:hyperlink w:history="1" r:id="rIdp15u3allxx78ggmym9ohw">
               <w:r>
                 <w:rPr>
                   <w:rFonts w:ascii="Arial" w:cs="Arial" w:eastAsia="Arial" w:hAnsi="Arial"/>
@@ -19077,7 +19077,7 @@
             <w:pPr>
               <w:spacing w:after="20" w:before="0"/>
             </w:pPr>
-            <w:hyperlink w:history="1" r:id="rId-smdpoax8zsdrp7znw-gi">
+            <w:hyperlink w:history="1" r:id="rIdr2ovqcotdodcquvxzwxrd">
               <w:r>
                 <w:rPr>
                   <w:rFonts w:ascii="Arial" w:cs="Arial" w:eastAsia="Arial" w:hAnsi="Arial"/>
@@ -19110,7 +19110,7 @@
               <w:spacing w:after="10" w:before="0"/>
               <w:ind w:left="120"/>
             </w:pPr>
-            <w:hyperlink w:history="1" r:id="rIdet4nowjjqn9pj_ls10ha9">
+            <w:hyperlink w:history="1" r:id="rIdllljexmrqtjg0no44rlio">
               <w:r>
                 <w:rPr>
                   <w:rFonts w:ascii="Arial" w:cs="Arial" w:eastAsia="Arial" w:hAnsi="Arial"/>
@@ -19310,7 +19310,7 @@
             <w:pPr>
               <w:spacing w:after="20" w:before="0"/>
             </w:pPr>
-            <w:hyperlink w:history="1" r:id="rIdtfcqvwh2xqmup2qn9sonf">
+            <w:hyperlink w:history="1" r:id="rIdbqmmbyjtywpbs2wjcqgzm">
               <w:r>
                 <w:rPr>
                   <w:rFonts w:ascii="Arial" w:cs="Arial" w:eastAsia="Arial" w:hAnsi="Arial"/>
@@ -19359,7 +19359,7 @@
               <w:spacing w:after="10" w:before="0"/>
               <w:ind w:left="120"/>
             </w:pPr>
-            <w:hyperlink w:history="1" r:id="rIdhq3ubeukxi_htkiwndzgy">
+            <w:hyperlink w:history="1" r:id="rIdshzsnru5p-lwqntascno6">
               <w:r>
                 <w:rPr>
                   <w:rFonts w:ascii="Arial" w:cs="Arial" w:eastAsia="Arial" w:hAnsi="Arial"/>
@@ -19404,7 +19404,7 @@
             <w:pPr>
               <w:spacing w:after="20" w:before="0"/>
             </w:pPr>
-            <w:hyperlink w:history="1" r:id="rIddbnucepaiqf1cpunc-ypm">
+            <w:hyperlink w:history="1" r:id="rIdcsn9nf23ghnvnfnpjunsm">
               <w:r>
                 <w:rPr>
                   <w:rFonts w:ascii="Arial" w:cs="Arial" w:eastAsia="Arial" w:hAnsi="Arial"/>
@@ -19437,7 +19437,7 @@
               <w:spacing w:after="10" w:before="0"/>
               <w:ind w:left="120"/>
             </w:pPr>
-            <w:hyperlink w:history="1" r:id="rIdivox2nyqm9w0lrdd3ed6n">
+            <w:hyperlink w:history="1" r:id="rIdi1euwkktdofckcjzepsdx">
               <w:r>
                 <w:rPr>
                   <w:rFonts w:ascii="Arial" w:cs="Arial" w:eastAsia="Arial" w:hAnsi="Arial"/>
@@ -19637,7 +19637,7 @@
             <w:pPr>
               <w:spacing w:after="20" w:before="0"/>
             </w:pPr>
-            <w:hyperlink w:history="1" r:id="rIdcdgy2z4r0q_q6x7jpqpk-">
+            <w:hyperlink w:history="1" r:id="rIdj6bbpxa2o1jkkxmetp1z9">
               <w:r>
                 <w:rPr>
                   <w:rFonts w:ascii="Arial" w:cs="Arial" w:eastAsia="Arial" w:hAnsi="Arial"/>
@@ -19686,7 +19686,7 @@
               <w:spacing w:after="10" w:before="0"/>
               <w:ind w:left="120"/>
             </w:pPr>
-            <w:hyperlink w:history="1" r:id="rIdu8ymogtovm5suqrp6ydow">
+            <w:hyperlink w:history="1" r:id="rIdyl4q9m456aea1zzv2xeu9">
               <w:r>
                 <w:rPr>
                   <w:rFonts w:ascii="Arial" w:cs="Arial" w:eastAsia="Arial" w:hAnsi="Arial"/>
@@ -19731,7 +19731,7 @@
             <w:pPr>
               <w:spacing w:after="20" w:before="0"/>
             </w:pPr>
-            <w:hyperlink w:history="1" r:id="rIdfrkqffmwctrrakosn6y_f">
+            <w:hyperlink w:history="1" r:id="rIdz791smvi4ocabn79ygggx">
               <w:r>
                 <w:rPr>
                   <w:rFonts w:ascii="Arial" w:cs="Arial" w:eastAsia="Arial" w:hAnsi="Arial"/>
@@ -19764,7 +19764,7 @@
               <w:spacing w:after="10" w:before="0"/>
               <w:ind w:left="120"/>
             </w:pPr>
-            <w:hyperlink w:history="1" r:id="rIdm89ames4idi19jomgnlg4">
+            <w:hyperlink w:history="1" r:id="rIddhwlerumbqleimir_xtua">
               <w:r>
                 <w:rPr>
                   <w:rFonts w:ascii="Arial" w:cs="Arial" w:eastAsia="Arial" w:hAnsi="Arial"/>
@@ -19964,7 +19964,7 @@
             <w:pPr>
               <w:spacing w:after="20" w:before="0"/>
             </w:pPr>
-            <w:hyperlink w:history="1" r:id="rId1rmgyqxlhfvfvpxcmajue">
+            <w:hyperlink w:history="1" r:id="rIdbtcfepdqhkhad3oaziwby">
               <w:r>
                 <w:rPr>
                   <w:rFonts w:ascii="Arial" w:cs="Arial" w:eastAsia="Arial" w:hAnsi="Arial"/>
@@ -20013,7 +20013,7 @@
               <w:spacing w:after="10" w:before="0"/>
               <w:ind w:left="120"/>
             </w:pPr>
-            <w:hyperlink w:history="1" r:id="rIdozdpvhdcpjapfyuqotc3n">
+            <w:hyperlink w:history="1" r:id="rIdwbe15k3ik9cmj7mrh9tug">
               <w:r>
                 <w:rPr>
                   <w:rFonts w:ascii="Arial" w:cs="Arial" w:eastAsia="Arial" w:hAnsi="Arial"/>
@@ -20058,7 +20058,7 @@
             <w:pPr>
               <w:spacing w:after="20" w:before="0"/>
             </w:pPr>
-            <w:hyperlink w:history="1" r:id="rId57wdwzt1uavazmixhq-8n">
+            <w:hyperlink w:history="1" r:id="rId5hyv7rxgtvwceennxj8tm">
               <w:r>
                 <w:rPr>
                   <w:rFonts w:ascii="Arial" w:cs="Arial" w:eastAsia="Arial" w:hAnsi="Arial"/>
@@ -20091,7 +20091,7 @@
               <w:spacing w:after="10" w:before="0"/>
               <w:ind w:left="120"/>
             </w:pPr>
-            <w:hyperlink w:history="1" r:id="rIdvhfg3mytbkwevp0bowrxq">
+            <w:hyperlink w:history="1" r:id="rIdscxegavi0ydng5bh6j0nh">
               <w:r>
                 <w:rPr>
                   <w:rFonts w:ascii="Arial" w:cs="Arial" w:eastAsia="Arial" w:hAnsi="Arial"/>
@@ -20291,7 +20291,7 @@
             <w:pPr>
               <w:spacing w:after="20" w:before="0"/>
             </w:pPr>
-            <w:hyperlink w:history="1" r:id="rIdzc0vkiuiaoaalwghsrufa">
+            <w:hyperlink w:history="1" r:id="rIdfayomzv5z3wfhln8xro60">
               <w:r>
                 <w:rPr>
                   <w:rFonts w:ascii="Arial" w:cs="Arial" w:eastAsia="Arial" w:hAnsi="Arial"/>
@@ -20340,7 +20340,7 @@
               <w:spacing w:after="10" w:before="0"/>
               <w:ind w:left="120"/>
             </w:pPr>
-            <w:hyperlink w:history="1" r:id="rIdesatcv3j1xn9_rk4gfznw">
+            <w:hyperlink w:history="1" r:id="rIddauuugrurjdigaf0ivmix">
               <w:r>
                 <w:rPr>
                   <w:rFonts w:ascii="Arial" w:cs="Arial" w:eastAsia="Arial" w:hAnsi="Arial"/>
@@ -20385,7 +20385,7 @@
             <w:pPr>
               <w:spacing w:after="20" w:before="0"/>
             </w:pPr>
-            <w:hyperlink w:history="1" r:id="rIdaf5keivnvad_tz0ycjwgq">
+            <w:hyperlink w:history="1" r:id="rIdazk-i6zr1rr9kvoa65hxt">
               <w:r>
                 <w:rPr>
                   <w:rFonts w:ascii="Arial" w:cs="Arial" w:eastAsia="Arial" w:hAnsi="Arial"/>
@@ -20418,7 +20418,7 @@
               <w:spacing w:after="10" w:before="0"/>
               <w:ind w:left="120"/>
             </w:pPr>
-            <w:hyperlink w:history="1" r:id="rIdxbcnkcimovs20bsgydlxu">
+            <w:hyperlink w:history="1" r:id="rId6bohxrzzvhef0x7gqqwc1">
               <w:r>
                 <w:rPr>
                   <w:rFonts w:ascii="Arial" w:cs="Arial" w:eastAsia="Arial" w:hAnsi="Arial"/>
@@ -20943,7 +20943,7 @@
         </w:rPr>
         <w:t xml:space="preserve">© 2026 SeaVuria and ARES. Aligned with KICD objectives. Developed by SeaVuria; technical implementation by ARES (with AI assistance from Claude). Licensed under </w:t>
       </w:r>
-      <w:hyperlink w:history="1" r:id="rIddo2tk3jur-vgxowwtyp-1">
+      <w:hyperlink w:history="1" r:id="rIdu8hka35py0fv9u059mwh0">
         <w:r>
           <w:rPr>
             <w:rFonts w:ascii="Arial" w:cs="Arial" w:eastAsia="Arial" w:hAnsi="Arial"/>
@@ -20964,7 +20964,7 @@
         </w:rPr>
         <w:t xml:space="preserve"> (</w:t>
       </w:r>
-      <w:hyperlink w:history="1" r:id="rId3_cs9v9crvoz7se3zwjol">
+      <w:hyperlink w:history="1" r:id="rIdmywmkutvv6f4dfuel-l8s">
         <w:r>
           <w:rPr>
             <w:rFonts w:ascii="Arial" w:cs="Arial" w:eastAsia="Arial" w:hAnsi="Arial"/>
@@ -22021,7 +22021,7 @@
               <w:spacing w:after="10" w:before="0"/>
               <w:ind w:left="120"/>
             </w:pPr>
-            <w:hyperlink w:history="1" r:id="rIdiewdyfzlnjrsgaxkwyykt">
+            <w:hyperlink w:history="1" r:id="rIdhjsuk4n60kiwer1-5iqht">
               <w:r>
                 <w:rPr>
                   <w:rFonts w:ascii="Arial" w:cs="Arial" w:eastAsia="Arial" w:hAnsi="Arial"/>
@@ -22081,7 +22081,7 @@
             <w:pPr>
               <w:spacing w:after="20" w:before="0"/>
             </w:pPr>
-            <w:hyperlink w:history="1" r:id="rIde5bequwe12rmstvtafrg0">
+            <w:hyperlink w:history="1" r:id="rIdn9qzri8t69fawvos1ojt8">
               <w:r>
                 <w:rPr>
                   <w:rFonts w:ascii="Arial" w:cs="Arial" w:eastAsia="Arial" w:hAnsi="Arial"/>
@@ -22130,7 +22130,7 @@
               <w:spacing w:after="10" w:before="0"/>
               <w:ind w:left="120"/>
             </w:pPr>
-            <w:hyperlink w:history="1" r:id="rIdtdllapk96_0jntxul93fg">
+            <w:hyperlink w:history="1" r:id="rIdskfjjkjerpsxrlam7ivz5">
               <w:r>
                 <w:rPr>
                   <w:rFonts w:ascii="Arial" w:cs="Arial" w:eastAsia="Arial" w:hAnsi="Arial"/>
@@ -22347,7 +22347,7 @@
               <w:spacing w:after="10" w:before="0"/>
               <w:ind w:left="120"/>
             </w:pPr>
-            <w:hyperlink w:history="1" r:id="rId8b7oq5xtffc0eu63_ack8">
+            <w:hyperlink w:history="1" r:id="rId6xuhtixtq4tapl2qu9kgp">
               <w:r>
                 <w:rPr>
                   <w:rFonts w:ascii="Arial" w:cs="Arial" w:eastAsia="Arial" w:hAnsi="Arial"/>
@@ -22407,7 +22407,7 @@
             <w:pPr>
               <w:spacing w:after="20" w:before="0"/>
             </w:pPr>
-            <w:hyperlink w:history="1" r:id="rIdve2gieojo7u2tiuisrgrc">
+            <w:hyperlink w:history="1" r:id="rIdliikadbgayruowb1bpcrj">
               <w:r>
                 <w:rPr>
                   <w:rFonts w:ascii="Arial" w:cs="Arial" w:eastAsia="Arial" w:hAnsi="Arial"/>
@@ -22456,7 +22456,7 @@
               <w:spacing w:after="10" w:before="0"/>
               <w:ind w:left="120"/>
             </w:pPr>
-            <w:hyperlink w:history="1" r:id="rIdiayma6hnmzaiaigtqdzup">
+            <w:hyperlink w:history="1" r:id="rIdsyof5hn58cbxj8zkanmhy">
               <w:r>
                 <w:rPr>
                   <w:rFonts w:ascii="Arial" w:cs="Arial" w:eastAsia="Arial" w:hAnsi="Arial"/>
@@ -22673,7 +22673,7 @@
               <w:spacing w:after="10" w:before="0"/>
               <w:ind w:left="120"/>
             </w:pPr>
-            <w:hyperlink w:history="1" r:id="rIdizig98axihucfvrzeus5d">
+            <w:hyperlink w:history="1" r:id="rId4__oefi0gsswv15xptgga">
               <w:r>
                 <w:rPr>
                   <w:rFonts w:ascii="Arial" w:cs="Arial" w:eastAsia="Arial" w:hAnsi="Arial"/>
@@ -22733,7 +22733,7 @@
             <w:pPr>
               <w:spacing w:after="20" w:before="0"/>
             </w:pPr>
-            <w:hyperlink w:history="1" r:id="rIdxgz5g_phl_iruqrcnyyuh">
+            <w:hyperlink w:history="1" r:id="rIdv7rltvhw847wme8zb0mly">
               <w:r>
                 <w:rPr>
                   <w:rFonts w:ascii="Arial" w:cs="Arial" w:eastAsia="Arial" w:hAnsi="Arial"/>
@@ -22782,7 +22782,7 @@
               <w:spacing w:after="10" w:before="0"/>
               <w:ind w:left="120"/>
             </w:pPr>
-            <w:hyperlink w:history="1" r:id="rIdwynynpdtyq-cqaljpfe6w">
+            <w:hyperlink w:history="1" r:id="rIdwpy8hnciv8zx6y6tu3o7x">
               <w:r>
                 <w:rPr>
                   <w:rFonts w:ascii="Arial" w:cs="Arial" w:eastAsia="Arial" w:hAnsi="Arial"/>
@@ -22999,7 +22999,7 @@
               <w:spacing w:after="10" w:before="0"/>
               <w:ind w:left="120"/>
             </w:pPr>
-            <w:hyperlink w:history="1" r:id="rIdz9qijz4smqohfljiubixd">
+            <w:hyperlink w:history="1" r:id="rIdtyd24kzbgo2y3prvie3fc">
               <w:r>
                 <w:rPr>
                   <w:rFonts w:ascii="Arial" w:cs="Arial" w:eastAsia="Arial" w:hAnsi="Arial"/>
@@ -23059,7 +23059,7 @@
             <w:pPr>
               <w:spacing w:after="20" w:before="0"/>
             </w:pPr>
-            <w:hyperlink w:history="1" r:id="rIdmuz5c0tx7pn5n0vhtstpc">
+            <w:hyperlink w:history="1" r:id="rIdwztpdue4hlf2k8dpemh0v">
               <w:r>
                 <w:rPr>
                   <w:rFonts w:ascii="Arial" w:cs="Arial" w:eastAsia="Arial" w:hAnsi="Arial"/>
@@ -23108,7 +23108,7 @@
               <w:spacing w:after="10" w:before="0"/>
               <w:ind w:left="120"/>
             </w:pPr>
-            <w:hyperlink w:history="1" r:id="rIdtiyeenwtcchvbauxmzxae">
+            <w:hyperlink w:history="1" r:id="rIdngfiirwwazarzm54b5y5p">
               <w:r>
                 <w:rPr>
                   <w:rFonts w:ascii="Arial" w:cs="Arial" w:eastAsia="Arial" w:hAnsi="Arial"/>
@@ -23325,7 +23325,7 @@
               <w:spacing w:after="10" w:before="0"/>
               <w:ind w:left="120"/>
             </w:pPr>
-            <w:hyperlink w:history="1" r:id="rId00vy4llzf6szqiqx21g4y">
+            <w:hyperlink w:history="1" r:id="rIdfymozko8_g48j9zuy-_ih">
               <w:r>
                 <w:rPr>
                   <w:rFonts w:ascii="Arial" w:cs="Arial" w:eastAsia="Arial" w:hAnsi="Arial"/>
@@ -23385,7 +23385,7 @@
             <w:pPr>
               <w:spacing w:after="20" w:before="0"/>
             </w:pPr>
-            <w:hyperlink w:history="1" r:id="rIdloocedhfe5orkizbhvuni">
+            <w:hyperlink w:history="1" r:id="rIdiusgjratanzdlydm83mkq">
               <w:r>
                 <w:rPr>
                   <w:rFonts w:ascii="Arial" w:cs="Arial" w:eastAsia="Arial" w:hAnsi="Arial"/>
@@ -23434,7 +23434,7 @@
               <w:spacing w:after="10" w:before="0"/>
               <w:ind w:left="120"/>
             </w:pPr>
-            <w:hyperlink w:history="1" r:id="rId3izdc01i2lmeoebgc8dr0">
+            <w:hyperlink w:history="1" r:id="rIdq_q6x42wfj0s7ylf9j0as">
               <w:r>
                 <w:rPr>
                   <w:rFonts w:ascii="Arial" w:cs="Arial" w:eastAsia="Arial" w:hAnsi="Arial"/>
@@ -23959,7 +23959,7 @@
         </w:rPr>
         <w:t xml:space="preserve">© 2026 SeaVuria and ARES. Aligned with KICD objectives. Developed by SeaVuria; technical implementation by ARES (with AI assistance from Claude). Licensed under </w:t>
       </w:r>
-      <w:hyperlink w:history="1" r:id="rIdm2uxyrvyho1n7pi4kvud1">
+      <w:hyperlink w:history="1" r:id="rIdtxrd1gmtwafjsho-64div">
         <w:r>
           <w:rPr>
             <w:rFonts w:ascii="Arial" w:cs="Arial" w:eastAsia="Arial" w:hAnsi="Arial"/>
@@ -23980,7 +23980,7 @@
         </w:rPr>
         <w:t xml:space="preserve"> (</w:t>
       </w:r>
-      <w:hyperlink w:history="1" r:id="rIdx6xhqr6xjyqmn63girta1">
+      <w:hyperlink w:history="1" r:id="rId3cyhx66wj_qtj-0trdkdy">
         <w:r>
           <w:rPr>
             <w:rFonts w:ascii="Arial" w:cs="Arial" w:eastAsia="Arial" w:hAnsi="Arial"/>
@@ -25020,7 +25020,7 @@
             <w:pPr>
               <w:spacing w:after="20" w:before="0"/>
             </w:pPr>
-            <w:hyperlink w:history="1" r:id="rId_1xrp-wx-y8q4vhzilp_w">
+            <w:hyperlink w:history="1" r:id="rIdgq69cmkgdhzbrgn6_-3fo">
               <w:r>
                 <w:rPr>
                   <w:rFonts w:ascii="Arial" w:cs="Arial" w:eastAsia="Arial" w:hAnsi="Arial"/>
@@ -25053,7 +25053,7 @@
               <w:spacing w:after="10" w:before="0"/>
               <w:ind w:left="120"/>
             </w:pPr>
-            <w:hyperlink w:history="1" r:id="rIdvc8q444kbmriaxbjdchgr">
+            <w:hyperlink w:history="1" r:id="rId9t0z5psyrxyjw__aslkkm">
               <w:r>
                 <w:rPr>
                   <w:rFonts w:ascii="Arial" w:cs="Arial" w:eastAsia="Arial" w:hAnsi="Arial"/>
@@ -25098,7 +25098,7 @@
             <w:pPr>
               <w:spacing w:after="20" w:before="0"/>
             </w:pPr>
-            <w:hyperlink w:history="1" r:id="rIdpes3eyht6qfikchdisalm">
+            <w:hyperlink w:history="1" r:id="rIdzqlkg0k7h--jc0aj4q4hj">
               <w:r>
                 <w:rPr>
                   <w:rFonts w:ascii="Arial" w:cs="Arial" w:eastAsia="Arial" w:hAnsi="Arial"/>
@@ -25131,7 +25131,7 @@
               <w:spacing w:after="10" w:before="0"/>
               <w:ind w:left="120"/>
             </w:pPr>
-            <w:hyperlink w:history="1" r:id="rIdhp72nleim4qnptut-r67-">
+            <w:hyperlink w:history="1" r:id="rIdewwkl0rrctit8tgnpzkhj">
               <w:r>
                 <w:rPr>
                   <w:rFonts w:ascii="Arial" w:cs="Arial" w:eastAsia="Arial" w:hAnsi="Arial"/>
@@ -25331,7 +25331,7 @@
             <w:pPr>
               <w:spacing w:after="20" w:before="0"/>
             </w:pPr>
-            <w:hyperlink w:history="1" r:id="rIdefjpwtdknyl45w4ywpgp4">
+            <w:hyperlink w:history="1" r:id="rIdhnxhieea8hlbhsjm8dsdh">
               <w:r>
                 <w:rPr>
                   <w:rFonts w:ascii="Arial" w:cs="Arial" w:eastAsia="Arial" w:hAnsi="Arial"/>
@@ -25364,7 +25364,7 @@
               <w:spacing w:after="10" w:before="0"/>
               <w:ind w:left="120"/>
             </w:pPr>
-            <w:hyperlink w:history="1" r:id="rId3vev0ky_zmcwvctusnpjj">
+            <w:hyperlink w:history="1" r:id="rIdies9wwvydeyndtsnjmjcx">
               <w:r>
                 <w:rPr>
                   <w:rFonts w:ascii="Arial" w:cs="Arial" w:eastAsia="Arial" w:hAnsi="Arial"/>
@@ -25409,7 +25409,7 @@
             <w:pPr>
               <w:spacing w:after="20" w:before="0"/>
             </w:pPr>
-            <w:hyperlink w:history="1" r:id="rIdgjdazmuex-gnokkhv8gc8">
+            <w:hyperlink w:history="1" r:id="rIdiqxuwtkww5pnfk1mrae1t">
               <w:r>
                 <w:rPr>
                   <w:rFonts w:ascii="Arial" w:cs="Arial" w:eastAsia="Arial" w:hAnsi="Arial"/>
@@ -25442,7 +25442,7 @@
               <w:spacing w:after="10" w:before="0"/>
               <w:ind w:left="120"/>
             </w:pPr>
-            <w:hyperlink w:history="1" r:id="rIdier-ulcepdvsrwv_of_2m">
+            <w:hyperlink w:history="1" r:id="rIdlheko8zaczrgctiph5m8j">
               <w:r>
                 <w:rPr>
                   <w:rFonts w:ascii="Arial" w:cs="Arial" w:eastAsia="Arial" w:hAnsi="Arial"/>
@@ -25642,7 +25642,7 @@
             <w:pPr>
               <w:spacing w:after="20" w:before="0"/>
             </w:pPr>
-            <w:hyperlink w:history="1" r:id="rIdqbqf9xr2wdbnaw0fpuphu">
+            <w:hyperlink w:history="1" r:id="rIdwwue5vcnykydcb6glnlos">
               <w:r>
                 <w:rPr>
                   <w:rFonts w:ascii="Arial" w:cs="Arial" w:eastAsia="Arial" w:hAnsi="Arial"/>
@@ -25691,7 +25691,7 @@
               <w:spacing w:after="10" w:before="0"/>
               <w:ind w:left="120"/>
             </w:pPr>
-            <w:hyperlink w:history="1" r:id="rId996rqq73l6t9ixub7cmjf">
+            <w:hyperlink w:history="1" r:id="rIdgt2eacmojdqsqoialjgwg">
               <w:r>
                 <w:rPr>
                   <w:rFonts w:ascii="Arial" w:cs="Arial" w:eastAsia="Arial" w:hAnsi="Arial"/>
@@ -25736,7 +25736,7 @@
             <w:pPr>
               <w:spacing w:after="20" w:before="0"/>
             </w:pPr>
-            <w:hyperlink w:history="1" r:id="rIdqjymya0sobxisyubajvnw">
+            <w:hyperlink w:history="1" r:id="rIdfbtbim5nhrd8--7njyugp">
               <w:r>
                 <w:rPr>
                   <w:rFonts w:ascii="Arial" w:cs="Arial" w:eastAsia="Arial" w:hAnsi="Arial"/>
@@ -25769,7 +25769,7 @@
               <w:spacing w:after="10" w:before="0"/>
               <w:ind w:left="120"/>
             </w:pPr>
-            <w:hyperlink w:history="1" r:id="rIdgs3ycubo2ckofxy1d2awb">
+            <w:hyperlink w:history="1" r:id="rIdntpa6stpszf5tnn_ynrqc">
               <w:r>
                 <w:rPr>
                   <w:rFonts w:ascii="Arial" w:cs="Arial" w:eastAsia="Arial" w:hAnsi="Arial"/>
@@ -25969,7 +25969,7 @@
             <w:pPr>
               <w:spacing w:after="20" w:before="0"/>
             </w:pPr>
-            <w:hyperlink w:history="1" r:id="rIdyrwoaqtnk5lsvdfypjw_y">
+            <w:hyperlink w:history="1" r:id="rIdsjaeqj3o8y2pcqrfefr8a">
               <w:r>
                 <w:rPr>
                   <w:rFonts w:ascii="Arial" w:cs="Arial" w:eastAsia="Arial" w:hAnsi="Arial"/>
@@ -26018,7 +26018,7 @@
               <w:spacing w:after="10" w:before="0"/>
               <w:ind w:left="120"/>
             </w:pPr>
-            <w:hyperlink w:history="1" r:id="rIdsbs0aeinfvyftm4v5jc1v">
+            <w:hyperlink w:history="1" r:id="rIdcxkq0homjvz7ygp53ti72">
               <w:r>
                 <w:rPr>
                   <w:rFonts w:ascii="Arial" w:cs="Arial" w:eastAsia="Arial" w:hAnsi="Arial"/>
@@ -26063,7 +26063,7 @@
             <w:pPr>
               <w:spacing w:after="20" w:before="0"/>
             </w:pPr>
-            <w:hyperlink w:history="1" r:id="rIdy3ifjtpgmmqhwllrbq_bi">
+            <w:hyperlink w:history="1" r:id="rId5ue6zct7waqyth9ff2rzr">
               <w:r>
                 <w:rPr>
                   <w:rFonts w:ascii="Arial" w:cs="Arial" w:eastAsia="Arial" w:hAnsi="Arial"/>
@@ -26096,7 +26096,7 @@
               <w:spacing w:after="10" w:before="0"/>
               <w:ind w:left="120"/>
             </w:pPr>
-            <w:hyperlink w:history="1" r:id="rIddiscivlrxsdmkfzw0aods">
+            <w:hyperlink w:history="1" r:id="rIdhjm0y-sok5-mi-0b2twhh">
               <w:r>
                 <w:rPr>
                   <w:rFonts w:ascii="Arial" w:cs="Arial" w:eastAsia="Arial" w:hAnsi="Arial"/>
@@ -26296,7 +26296,7 @@
             <w:pPr>
               <w:spacing w:after="20" w:before="0"/>
             </w:pPr>
-            <w:hyperlink w:history="1" r:id="rIdtlurddyhznxdhfzeg8eme">
+            <w:hyperlink w:history="1" r:id="rId4va8ufl_gygxhl6bimhzn">
               <w:r>
                 <w:rPr>
                   <w:rFonts w:ascii="Arial" w:cs="Arial" w:eastAsia="Arial" w:hAnsi="Arial"/>
@@ -26345,7 +26345,7 @@
               <w:spacing w:after="10" w:before="0"/>
               <w:ind w:left="120"/>
             </w:pPr>
-            <w:hyperlink w:history="1" r:id="rIdscpsnxo09lspbegzqqipf">
+            <w:hyperlink w:history="1" r:id="rIdtkikxoenxvnhg7tc-eypy">
               <w:r>
                 <w:rPr>
                   <w:rFonts w:ascii="Arial" w:cs="Arial" w:eastAsia="Arial" w:hAnsi="Arial"/>
@@ -26390,7 +26390,7 @@
             <w:pPr>
               <w:spacing w:after="20" w:before="0"/>
             </w:pPr>
-            <w:hyperlink w:history="1" r:id="rIdwrgkmc7ijga-drcmyluzg">
+            <w:hyperlink w:history="1" r:id="rIdifhlfmomrip_8pkq8odgx">
               <w:r>
                 <w:rPr>
                   <w:rFonts w:ascii="Arial" w:cs="Arial" w:eastAsia="Arial" w:hAnsi="Arial"/>
@@ -26439,7 +26439,7 @@
               <w:spacing w:after="10" w:before="0"/>
               <w:ind w:left="120"/>
             </w:pPr>
-            <w:hyperlink w:history="1" r:id="rIdkmuxyml2dp6pxh9bgz8qw">
+            <w:hyperlink w:history="1" r:id="rIdhjmxyev2jdqzikjdjt9wp">
               <w:r>
                 <w:rPr>
                   <w:rFonts w:ascii="Arial" w:cs="Arial" w:eastAsia="Arial" w:hAnsi="Arial"/>
@@ -26964,7 +26964,7 @@
         </w:rPr>
         <w:t xml:space="preserve">© 2026 SeaVuria and ARES. Aligned with KICD objectives. Developed by SeaVuria; technical implementation by ARES (with AI assistance from Claude). Licensed under </w:t>
       </w:r>
-      <w:hyperlink w:history="1" r:id="rIdp2gtw-skno1crjt5vnpcq">
+      <w:hyperlink w:history="1" r:id="rIddafpwye1flemeuoccenrt">
         <w:r>
           <w:rPr>
             <w:rFonts w:ascii="Arial" w:cs="Arial" w:eastAsia="Arial" w:hAnsi="Arial"/>
@@ -26985,7 +26985,7 @@
         </w:rPr>
         <w:t xml:space="preserve"> (</w:t>
       </w:r>
-      <w:hyperlink w:history="1" r:id="rIdcl80in6nlh9zntjrjqjuc">
+      <w:hyperlink w:history="1" r:id="rIdrqg6oqyjocbqp2rhzboep">
         <w:r>
           <w:rPr>
             <w:rFonts w:ascii="Arial" w:cs="Arial" w:eastAsia="Arial" w:hAnsi="Arial"/>
@@ -28025,7 +28025,7 @@
             <w:pPr>
               <w:spacing w:after="20" w:before="0"/>
             </w:pPr>
-            <w:hyperlink w:history="1" r:id="rId9o0i2k5k02it3cphgompc">
+            <w:hyperlink w:history="1" r:id="rIdto8z8yr_bgbcjcnz3kf-m">
               <w:r>
                 <w:rPr>
                   <w:rFonts w:ascii="Arial" w:cs="Arial" w:eastAsia="Arial" w:hAnsi="Arial"/>
@@ -28058,7 +28058,7 @@
               <w:spacing w:after="10" w:before="0"/>
               <w:ind w:left="120"/>
             </w:pPr>
-            <w:hyperlink w:history="1" r:id="rIdfwbqjj98auw9sljni5_ks">
+            <w:hyperlink w:history="1" r:id="rIdsjsmph7s3_xkgpyuq05nk">
               <w:r>
                 <w:rPr>
                   <w:rFonts w:ascii="Arial" w:cs="Arial" w:eastAsia="Arial" w:hAnsi="Arial"/>
@@ -28103,7 +28103,7 @@
             <w:pPr>
               <w:spacing w:after="20" w:before="0"/>
             </w:pPr>
-            <w:hyperlink w:history="1" r:id="rIdq93dfghunft764o9ibgzf">
+            <w:hyperlink w:history="1" r:id="rIdwty3cqdlrzvg7a5xy1juy">
               <w:r>
                 <w:rPr>
                   <w:rFonts w:ascii="Arial" w:cs="Arial" w:eastAsia="Arial" w:hAnsi="Arial"/>
@@ -28136,7 +28136,7 @@
               <w:spacing w:after="10" w:before="0"/>
               <w:ind w:left="120"/>
             </w:pPr>
-            <w:hyperlink w:history="1" r:id="rIdzz1fvdpvnkl6apm1kojx-">
+            <w:hyperlink w:history="1" r:id="rIdsuuzfwf_2p-dnkdukcnpk">
               <w:r>
                 <w:rPr>
                   <w:rFonts w:ascii="Arial" w:cs="Arial" w:eastAsia="Arial" w:hAnsi="Arial"/>
@@ -28336,7 +28336,7 @@
             <w:pPr>
               <w:spacing w:after="20" w:before="0"/>
             </w:pPr>
-            <w:hyperlink w:history="1" r:id="rIdypa87ggje0lz7zirvszqp">
+            <w:hyperlink w:history="1" r:id="rIdtrc61zwimw_1p-czunurp">
               <w:r>
                 <w:rPr>
                   <w:rFonts w:ascii="Arial" w:cs="Arial" w:eastAsia="Arial" w:hAnsi="Arial"/>
@@ -28369,7 +28369,7 @@
               <w:spacing w:after="10" w:before="0"/>
               <w:ind w:left="120"/>
             </w:pPr>
-            <w:hyperlink w:history="1" r:id="rIdphatbcybkizqia_v_zvw3">
+            <w:hyperlink w:history="1" r:id="rId-ya1qbsy7uayxr8xbfifc">
               <w:r>
                 <w:rPr>
                   <w:rFonts w:ascii="Arial" w:cs="Arial" w:eastAsia="Arial" w:hAnsi="Arial"/>
@@ -28414,7 +28414,7 @@
             <w:pPr>
               <w:spacing w:after="20" w:before="0"/>
             </w:pPr>
-            <w:hyperlink w:history="1" r:id="rId6fqifcdwphjxss1wzjlld">
+            <w:hyperlink w:history="1" r:id="rId60qc_lekzkzoxceyues1l">
               <w:r>
                 <w:rPr>
                   <w:rFonts w:ascii="Arial" w:cs="Arial" w:eastAsia="Arial" w:hAnsi="Arial"/>
@@ -28447,7 +28447,7 @@
               <w:spacing w:after="10" w:before="0"/>
               <w:ind w:left="120"/>
             </w:pPr>
-            <w:hyperlink w:history="1" r:id="rIdje4ofxh_y8b4ousqqzlyi">
+            <w:hyperlink w:history="1" r:id="rIdidltbi26igpagl7rfnr7a">
               <w:r>
                 <w:rPr>
                   <w:rFonts w:ascii="Arial" w:cs="Arial" w:eastAsia="Arial" w:hAnsi="Arial"/>
@@ -28647,7 +28647,7 @@
             <w:pPr>
               <w:spacing w:after="20" w:before="0"/>
             </w:pPr>
-            <w:hyperlink w:history="1" r:id="rIdpxudlcnw_asrwond81xhi">
+            <w:hyperlink w:history="1" r:id="rIdwivrjcvy8rxdhanegcxnx">
               <w:r>
                 <w:rPr>
                   <w:rFonts w:ascii="Arial" w:cs="Arial" w:eastAsia="Arial" w:hAnsi="Arial"/>
@@ -28696,7 +28696,7 @@
               <w:spacing w:after="10" w:before="0"/>
               <w:ind w:left="120"/>
             </w:pPr>
-            <w:hyperlink w:history="1" r:id="rIdyrmgozrdxauf9pxun9nn7">
+            <w:hyperlink w:history="1" r:id="rIdsxbi7ysmfbrj9i1lkbxjv">
               <w:r>
                 <w:rPr>
                   <w:rFonts w:ascii="Arial" w:cs="Arial" w:eastAsia="Arial" w:hAnsi="Arial"/>
@@ -28741,7 +28741,7 @@
             <w:pPr>
               <w:spacing w:after="20" w:before="0"/>
             </w:pPr>
-            <w:hyperlink w:history="1" r:id="rIdli6s5rebaywajwbayzw12">
+            <w:hyperlink w:history="1" r:id="rIdxlettndr3oausjdgieqin">
               <w:r>
                 <w:rPr>
                   <w:rFonts w:ascii="Arial" w:cs="Arial" w:eastAsia="Arial" w:hAnsi="Arial"/>
@@ -28774,7 +28774,7 @@
               <w:spacing w:after="10" w:before="0"/>
               <w:ind w:left="120"/>
             </w:pPr>
-            <w:hyperlink w:history="1" r:id="rIdve2mnlzmo2b6ph2e3uduh">
+            <w:hyperlink w:history="1" r:id="rIddrgnjjpzq9u7jmusoinsn">
               <w:r>
                 <w:rPr>
                   <w:rFonts w:ascii="Arial" w:cs="Arial" w:eastAsia="Arial" w:hAnsi="Arial"/>
@@ -28974,7 +28974,7 @@
             <w:pPr>
               <w:spacing w:after="20" w:before="0"/>
             </w:pPr>
-            <w:hyperlink w:history="1" r:id="rIdffq88smhmt_rkncwc2svk">
+            <w:hyperlink w:history="1" r:id="rId-iex7q4ni14lp42ms6hc7">
               <w:r>
                 <w:rPr>
                   <w:rFonts w:ascii="Arial" w:cs="Arial" w:eastAsia="Arial" w:hAnsi="Arial"/>
@@ -29023,7 +29023,7 @@
               <w:spacing w:after="10" w:before="0"/>
               <w:ind w:left="120"/>
             </w:pPr>
-            <w:hyperlink w:history="1" r:id="rIdrukhgkw8zlwndlpbtolmd">
+            <w:hyperlink w:history="1" r:id="rIdxjvuoc2wdt09u15wlhrng">
               <w:r>
                 <w:rPr>
                   <w:rFonts w:ascii="Arial" w:cs="Arial" w:eastAsia="Arial" w:hAnsi="Arial"/>
@@ -29068,7 +29068,7 @@
             <w:pPr>
               <w:spacing w:after="20" w:before="0"/>
             </w:pPr>
-            <w:hyperlink w:history="1" r:id="rIdo5ynkc6a_dia6edaqewuk">
+            <w:hyperlink w:history="1" r:id="rIdhxdwrvkeljdpxfvtj9js1">
               <w:r>
                 <w:rPr>
                   <w:rFonts w:ascii="Arial" w:cs="Arial" w:eastAsia="Arial" w:hAnsi="Arial"/>
@@ -29101,7 +29101,7 @@
               <w:spacing w:after="10" w:before="0"/>
               <w:ind w:left="120"/>
             </w:pPr>
-            <w:hyperlink w:history="1" r:id="rIdjkeiczemtt820df8e73cc">
+            <w:hyperlink w:history="1" r:id="rId7-owpcybqbalqeznthe-z">
               <w:r>
                 <w:rPr>
                   <w:rFonts w:ascii="Arial" w:cs="Arial" w:eastAsia="Arial" w:hAnsi="Arial"/>
@@ -29301,7 +29301,7 @@
             <w:pPr>
               <w:spacing w:after="20" w:before="0"/>
             </w:pPr>
-            <w:hyperlink w:history="1" r:id="rIdf-1-1oa_dpjsmp0vjecgi">
+            <w:hyperlink w:history="1" r:id="rIdria3dk9hhjsyjpbavwtpu">
               <w:r>
                 <w:rPr>
                   <w:rFonts w:ascii="Arial" w:cs="Arial" w:eastAsia="Arial" w:hAnsi="Arial"/>
@@ -29334,7 +29334,7 @@
               <w:spacing w:after="10" w:before="0"/>
               <w:ind w:left="120"/>
             </w:pPr>
-            <w:hyperlink w:history="1" r:id="rIdmc2dt8yc3f2cd8nbyvkgb">
+            <w:hyperlink w:history="1" r:id="rIdae2xupm9rcluzrqaipbg1">
               <w:r>
                 <w:rPr>
                   <w:rFonts w:ascii="Arial" w:cs="Arial" w:eastAsia="Arial" w:hAnsi="Arial"/>
@@ -29379,7 +29379,7 @@
             <w:pPr>
               <w:spacing w:after="20" w:before="0"/>
             </w:pPr>
-            <w:hyperlink w:history="1" r:id="rIdsvx1_cnutg8tqcgi1jcw3">
+            <w:hyperlink w:history="1" r:id="rIde6j4bxnm-gp9j28rb2cqx">
               <w:r>
                 <w:rPr>
                   <w:rFonts w:ascii="Arial" w:cs="Arial" w:eastAsia="Arial" w:hAnsi="Arial"/>
@@ -29428,7 +29428,7 @@
               <w:spacing w:after="10" w:before="0"/>
               <w:ind w:left="120"/>
             </w:pPr>
-            <w:hyperlink w:history="1" r:id="rIdm-sziwi0jpkekls4kmynf">
+            <w:hyperlink w:history="1" r:id="rIdcmetxoajlx2vtr7dsong7">
               <w:r>
                 <w:rPr>
                   <w:rFonts w:ascii="Arial" w:cs="Arial" w:eastAsia="Arial" w:hAnsi="Arial"/>
@@ -29953,7 +29953,7 @@
         </w:rPr>
         <w:t xml:space="preserve">© 2026 SeaVuria and ARES. Aligned with KICD objectives. Developed by SeaVuria; technical implementation by ARES (with AI assistance from Claude). Licensed under </w:t>
       </w:r>
-      <w:hyperlink w:history="1" r:id="rIdpe9axi46zv6ggg3wusm2x">
+      <w:hyperlink w:history="1" r:id="rId_fejiqhoo1-duiriptmdy">
         <w:r>
           <w:rPr>
             <w:rFonts w:ascii="Arial" w:cs="Arial" w:eastAsia="Arial" w:hAnsi="Arial"/>
@@ -29974,7 +29974,7 @@
         </w:rPr>
         <w:t xml:space="preserve"> (</w:t>
       </w:r>
-      <w:hyperlink w:history="1" r:id="rIdpcjvz0zdkxd7ucds6z85h">
+      <w:hyperlink w:history="1" r:id="rIdv-xycx6_y1csodecha5ts">
         <w:r>
           <w:rPr>
             <w:rFonts w:ascii="Arial" w:cs="Arial" w:eastAsia="Arial" w:hAnsi="Arial"/>
@@ -31014,7 +31014,7 @@
             <w:pPr>
               <w:spacing w:after="20" w:before="0"/>
             </w:pPr>
-            <w:hyperlink w:history="1" r:id="rId5cq92v-rfqn9usp55ipkd">
+            <w:hyperlink w:history="1" r:id="rIdj2eb80pggm2304v3nbsen">
               <w:r>
                 <w:rPr>
                   <w:rFonts w:ascii="Arial" w:cs="Arial" w:eastAsia="Arial" w:hAnsi="Arial"/>
@@ -31047,7 +31047,7 @@
               <w:spacing w:after="10" w:before="0"/>
               <w:ind w:left="120"/>
             </w:pPr>
-            <w:hyperlink w:history="1" r:id="rIdmqyo0jaiciskftfa3bn3z">
+            <w:hyperlink w:history="1" r:id="rIdkkwekqw7-jf3jawesjo5a">
               <w:r>
                 <w:rPr>
                   <w:rFonts w:ascii="Arial" w:cs="Arial" w:eastAsia="Arial" w:hAnsi="Arial"/>
@@ -31092,7 +31092,7 @@
             <w:pPr>
               <w:spacing w:after="20" w:before="0"/>
             </w:pPr>
-            <w:hyperlink w:history="1" r:id="rIds3aj_ltvminufztsxn8ji">
+            <w:hyperlink w:history="1" r:id="rIdj_vb6cdtcsfhp04zosabx">
               <w:r>
                 <w:rPr>
                   <w:rFonts w:ascii="Arial" w:cs="Arial" w:eastAsia="Arial" w:hAnsi="Arial"/>
@@ -31141,7 +31141,7 @@
               <w:spacing w:after="10" w:before="0"/>
               <w:ind w:left="120"/>
             </w:pPr>
-            <w:hyperlink w:history="1" r:id="rIdixesi1mgfblld-fnlknfb">
+            <w:hyperlink w:history="1" r:id="rId6vyxoey1wvru6-h9slymy">
               <w:r>
                 <w:rPr>
                   <w:rFonts w:ascii="Arial" w:cs="Arial" w:eastAsia="Arial" w:hAnsi="Arial"/>
@@ -31341,7 +31341,7 @@
             <w:pPr>
               <w:spacing w:after="20" w:before="0"/>
             </w:pPr>
-            <w:hyperlink w:history="1" r:id="rId6qyx9bi5wluleilzssf_4">
+            <w:hyperlink w:history="1" r:id="rIdffd8ryq4-gyrcdmh2rj9_">
               <w:r>
                 <w:rPr>
                   <w:rFonts w:ascii="Arial" w:cs="Arial" w:eastAsia="Arial" w:hAnsi="Arial"/>
@@ -31374,7 +31374,7 @@
               <w:spacing w:after="10" w:before="0"/>
               <w:ind w:left="120"/>
             </w:pPr>
-            <w:hyperlink w:history="1" r:id="rIdtju74idyr4jl8pvw2gv_r">
+            <w:hyperlink w:history="1" r:id="rIdieqc-pmigezshfjqxpaxg">
               <w:r>
                 <w:rPr>
                   <w:rFonts w:ascii="Arial" w:cs="Arial" w:eastAsia="Arial" w:hAnsi="Arial"/>
@@ -31419,7 +31419,7 @@
             <w:pPr>
               <w:spacing w:after="20" w:before="0"/>
             </w:pPr>
-            <w:hyperlink w:history="1" r:id="rIdzfugb9uycqfoyzsqople0">
+            <w:hyperlink w:history="1" r:id="rIda2_dumrkhclg_gwhelpfg">
               <w:r>
                 <w:rPr>
                   <w:rFonts w:ascii="Arial" w:cs="Arial" w:eastAsia="Arial" w:hAnsi="Arial"/>
@@ -31468,7 +31468,7 @@
               <w:spacing w:after="10" w:before="0"/>
               <w:ind w:left="120"/>
             </w:pPr>
-            <w:hyperlink w:history="1" r:id="rIdgxgxy8lkiqcopnjzvyply">
+            <w:hyperlink w:history="1" r:id="rIdxlzg1xvuw9-wj1x83dyvd">
               <w:r>
                 <w:rPr>
                   <w:rFonts w:ascii="Arial" w:cs="Arial" w:eastAsia="Arial" w:hAnsi="Arial"/>
@@ -31668,7 +31668,7 @@
             <w:pPr>
               <w:spacing w:after="20" w:before="0"/>
             </w:pPr>
-            <w:hyperlink w:history="1" r:id="rIdoem1pbhwhxfav8zi68g8e">
+            <w:hyperlink w:history="1" r:id="rIdwdizveluafaq7skwodjwr">
               <w:r>
                 <w:rPr>
                   <w:rFonts w:ascii="Arial" w:cs="Arial" w:eastAsia="Arial" w:hAnsi="Arial"/>
@@ -31717,7 +31717,7 @@
               <w:spacing w:after="10" w:before="0"/>
               <w:ind w:left="120"/>
             </w:pPr>
-            <w:hyperlink w:history="1" r:id="rId7kukjimiwtxfsjvniqwki">
+            <w:hyperlink w:history="1" r:id="rIddaggbbahkrovudni7cyvf">
               <w:r>
                 <w:rPr>
                   <w:rFonts w:ascii="Arial" w:cs="Arial" w:eastAsia="Arial" w:hAnsi="Arial"/>
@@ -31762,7 +31762,7 @@
             <w:pPr>
               <w:spacing w:after="20" w:before="0"/>
             </w:pPr>
-            <w:hyperlink w:history="1" r:id="rIdgplpyizkcai__fl_pmi3o">
+            <w:hyperlink w:history="1" r:id="rIdmxz3w3bstpdhemklmlge3">
               <w:r>
                 <w:rPr>
                   <w:rFonts w:ascii="Arial" w:cs="Arial" w:eastAsia="Arial" w:hAnsi="Arial"/>
@@ -31811,7 +31811,7 @@
               <w:spacing w:after="10" w:before="0"/>
               <w:ind w:left="120"/>
             </w:pPr>
-            <w:hyperlink w:history="1" r:id="rIdsreukxagjtjwunu70dkyg">
+            <w:hyperlink w:history="1" r:id="rIdd9hxotpb_6rqlccz7yh42">
               <w:r>
                 <w:rPr>
                   <w:rFonts w:ascii="Arial" w:cs="Arial" w:eastAsia="Arial" w:hAnsi="Arial"/>
@@ -32011,7 +32011,7 @@
             <w:pPr>
               <w:spacing w:after="20" w:before="0"/>
             </w:pPr>
-            <w:hyperlink w:history="1" r:id="rIduy6a2shvvgwitluhrnne6">
+            <w:hyperlink w:history="1" r:id="rIdeqpmll1uponrcezzwwut3">
               <w:r>
                 <w:rPr>
                   <w:rFonts w:ascii="Arial" w:cs="Arial" w:eastAsia="Arial" w:hAnsi="Arial"/>
@@ -32060,7 +32060,7 @@
               <w:spacing w:after="10" w:before="0"/>
               <w:ind w:left="120"/>
             </w:pPr>
-            <w:hyperlink w:history="1" r:id="rIdblg-jbwqvbupfld7zvqtq">
+            <w:hyperlink w:history="1" r:id="rIdfjjtws4258qo6jihq0xsr">
               <w:r>
                 <w:rPr>
                   <w:rFonts w:ascii="Arial" w:cs="Arial" w:eastAsia="Arial" w:hAnsi="Arial"/>
@@ -32105,7 +32105,7 @@
             <w:pPr>
               <w:spacing w:after="20" w:before="0"/>
             </w:pPr>
-            <w:hyperlink w:history="1" r:id="rIduqexxcpl0xzdk0pmxgkff">
+            <w:hyperlink w:history="1" r:id="rIdp30p5sxquxeit7esgj-_7">
               <w:r>
                 <w:rPr>
                   <w:rFonts w:ascii="Arial" w:cs="Arial" w:eastAsia="Arial" w:hAnsi="Arial"/>
@@ -32154,7 +32154,7 @@
               <w:spacing w:after="10" w:before="0"/>
               <w:ind w:left="120"/>
             </w:pPr>
-            <w:hyperlink w:history="1" r:id="rIdgge8dirx8_jqcrcuas4xr">
+            <w:hyperlink w:history="1" r:id="rIdc5khcnxntgbu68lbkloa8">
               <w:r>
                 <w:rPr>
                   <w:rFonts w:ascii="Arial" w:cs="Arial" w:eastAsia="Arial" w:hAnsi="Arial"/>
@@ -32354,7 +32354,7 @@
             <w:pPr>
               <w:spacing w:after="20" w:before="0"/>
             </w:pPr>
-            <w:hyperlink w:history="1" r:id="rIda2xzfcybscaasyt4dn2yv">
+            <w:hyperlink w:history="1" r:id="rIdpp3jsh7dya_tfaw-5seba">
               <w:r>
                 <w:rPr>
                   <w:rFonts w:ascii="Arial" w:cs="Arial" w:eastAsia="Arial" w:hAnsi="Arial"/>
@@ -32403,7 +32403,7 @@
               <w:spacing w:after="10" w:before="0"/>
               <w:ind w:left="120"/>
             </w:pPr>
-            <w:hyperlink w:history="1" r:id="rIdnyt7yrlnm3t_mwp07boud">
+            <w:hyperlink w:history="1" r:id="rIdowbameagg_kd-odmxrl5r">
               <w:r>
                 <w:rPr>
                   <w:rFonts w:ascii="Arial" w:cs="Arial" w:eastAsia="Arial" w:hAnsi="Arial"/>
@@ -32448,7 +32448,7 @@
             <w:pPr>
               <w:spacing w:after="20" w:before="0"/>
             </w:pPr>
-            <w:hyperlink w:history="1" r:id="rIdq3f_zdqetjoymnamjrpvp">
+            <w:hyperlink w:history="1" r:id="rIdsxwn0ehv-t29nesg612up">
               <w:r>
                 <w:rPr>
                   <w:rFonts w:ascii="Arial" w:cs="Arial" w:eastAsia="Arial" w:hAnsi="Arial"/>
@@ -32497,7 +32497,7 @@
               <w:spacing w:after="10" w:before="0"/>
               <w:ind w:left="120"/>
             </w:pPr>
-            <w:hyperlink w:history="1" r:id="rIdblizbt6uwvaoevatmmuj9">
+            <w:hyperlink w:history="1" r:id="rIduo96fvtwlkdyaapqeqt2r">
               <w:r>
                 <w:rPr>
                   <w:rFonts w:ascii="Arial" w:cs="Arial" w:eastAsia="Arial" w:hAnsi="Arial"/>
@@ -33142,7 +33142,7 @@
         </w:rPr>
         <w:t xml:space="preserve">© 2026 SeaVuria and ARES. Aligned with KICD objectives. Developed by SeaVuria; technical implementation by ARES (with AI assistance from Claude). Licensed under </w:t>
       </w:r>
-      <w:hyperlink w:history="1" r:id="rIde6pbhlakqyekjrx2ax4tw">
+      <w:hyperlink w:history="1" r:id="rId2zwrzkx2jd2kbnes8ousy">
         <w:r>
           <w:rPr>
             <w:rFonts w:ascii="Arial" w:cs="Arial" w:eastAsia="Arial" w:hAnsi="Arial"/>
@@ -33163,7 +33163,7 @@
         </w:rPr>
         <w:t xml:space="preserve"> (</w:t>
       </w:r>
-      <w:hyperlink w:history="1" r:id="rIdgoh9n8v6p9rffxajth7n7">
+      <w:hyperlink w:history="1" r:id="rId94fxgzus_h8j0v9392wzw">
         <w:r>
           <w:rPr>
             <w:rFonts w:ascii="Arial" w:cs="Arial" w:eastAsia="Arial" w:hAnsi="Arial"/>
@@ -34220,7 +34220,7 @@
               <w:spacing w:after="10" w:before="0"/>
               <w:ind w:left="120"/>
             </w:pPr>
-            <w:hyperlink w:history="1" r:id="rIdx6i8v17j0dpvnhggd_6ab">
+            <w:hyperlink w:history="1" r:id="rId3twz_e4znsth1-kxhrxyv">
               <w:r>
                 <w:rPr>
                   <w:rFonts w:ascii="Arial" w:cs="Arial" w:eastAsia="Arial" w:hAnsi="Arial"/>
@@ -34280,7 +34280,7 @@
             <w:pPr>
               <w:spacing w:after="20" w:before="0"/>
             </w:pPr>
-            <w:hyperlink w:history="1" r:id="rIduw9jezergc2xpbvnvgtt0">
+            <w:hyperlink w:history="1" r:id="rIdmilggmoie5gkdtqbqjix6">
               <w:r>
                 <w:rPr>
                   <w:rFonts w:ascii="Arial" w:cs="Arial" w:eastAsia="Arial" w:hAnsi="Arial"/>
@@ -34313,7 +34313,7 @@
               <w:spacing w:after="10" w:before="0"/>
               <w:ind w:left="120"/>
             </w:pPr>
-            <w:hyperlink w:history="1" r:id="rIdwzmo6qrctyeczlqoh1hke">
+            <w:hyperlink w:history="1" r:id="rIdkzgvbp6q2olk_lunbkylo">
               <w:r>
                 <w:rPr>
                   <w:rFonts w:ascii="Arial" w:cs="Arial" w:eastAsia="Arial" w:hAnsi="Arial"/>
@@ -34530,7 +34530,7 @@
               <w:spacing w:after="10" w:before="0"/>
               <w:ind w:left="120"/>
             </w:pPr>
-            <w:hyperlink w:history="1" r:id="rIdjitre9mpanmtxzarir_fg">
+            <w:hyperlink w:history="1" r:id="rIdsvqunpfjlhd3pj2rni_04">
               <w:r>
                 <w:rPr>
                   <w:rFonts w:ascii="Arial" w:cs="Arial" w:eastAsia="Arial" w:hAnsi="Arial"/>
@@ -34590,7 +34590,7 @@
             <w:pPr>
               <w:spacing w:after="20" w:before="0"/>
             </w:pPr>
-            <w:hyperlink w:history="1" r:id="rId-hqsf9ww0yupxdvwhz2kl">
+            <w:hyperlink w:history="1" r:id="rIdb5rvxhbnqpvxtp4_ap9ru">
               <w:r>
                 <w:rPr>
                   <w:rFonts w:ascii="Arial" w:cs="Arial" w:eastAsia="Arial" w:hAnsi="Arial"/>
@@ -34623,7 +34623,7 @@
               <w:spacing w:after="10" w:before="0"/>
               <w:ind w:left="120"/>
             </w:pPr>
-            <w:hyperlink w:history="1" r:id="rIdzgj_gzdesd0pamralddh4">
+            <w:hyperlink w:history="1" r:id="rId17zjebkk__2aotfn8_xej">
               <w:r>
                 <w:rPr>
                   <w:rFonts w:ascii="Arial" w:cs="Arial" w:eastAsia="Arial" w:hAnsi="Arial"/>
@@ -34840,7 +34840,7 @@
               <w:spacing w:after="10" w:before="0"/>
               <w:ind w:left="120"/>
             </w:pPr>
-            <w:hyperlink w:history="1" r:id="rIdie7kdeeqwwg2pvogpe-gv">
+            <w:hyperlink w:history="1" r:id="rIdrva-iocapxob1skoow51m">
               <w:r>
                 <w:rPr>
                   <w:rFonts w:ascii="Arial" w:cs="Arial" w:eastAsia="Arial" w:hAnsi="Arial"/>
@@ -34900,7 +34900,7 @@
             <w:pPr>
               <w:spacing w:after="20" w:before="0"/>
             </w:pPr>
-            <w:hyperlink w:history="1" r:id="rId1v7va2y0_rfezfbvpexuc">
+            <w:hyperlink w:history="1" r:id="rIdvgdt4wosd3b_lzv4rl2kk">
               <w:r>
                 <w:rPr>
                   <w:rFonts w:ascii="Arial" w:cs="Arial" w:eastAsia="Arial" w:hAnsi="Arial"/>
@@ -34949,7 +34949,7 @@
               <w:spacing w:after="10" w:before="0"/>
               <w:ind w:left="120"/>
             </w:pPr>
-            <w:hyperlink w:history="1" r:id="rIdasm8coettuyhjqx6iqkr0">
+            <w:hyperlink w:history="1" r:id="rIdx26ptntzumf4tlh3gyy_b">
               <w:r>
                 <w:rPr>
                   <w:rFonts w:ascii="Arial" w:cs="Arial" w:eastAsia="Arial" w:hAnsi="Arial"/>
@@ -35166,7 +35166,7 @@
               <w:spacing w:after="10" w:before="0"/>
               <w:ind w:left="120"/>
             </w:pPr>
-            <w:hyperlink w:history="1" r:id="rIdpqowx3wfp5d4efosihqt2">
+            <w:hyperlink w:history="1" r:id="rIdkont8fyoaaxmnopkneqyi">
               <w:r>
                 <w:rPr>
                   <w:rFonts w:ascii="Arial" w:cs="Arial" w:eastAsia="Arial" w:hAnsi="Arial"/>
@@ -35226,7 +35226,7 @@
             <w:pPr>
               <w:spacing w:after="20" w:before="0"/>
             </w:pPr>
-            <w:hyperlink w:history="1" r:id="rIddit8sk4epfjf67gu_krzr">
+            <w:hyperlink w:history="1" r:id="rId_afq8adomaxxxqrp0prut">
               <w:r>
                 <w:rPr>
                   <w:rFonts w:ascii="Arial" w:cs="Arial" w:eastAsia="Arial" w:hAnsi="Arial"/>
@@ -35275,7 +35275,7 @@
               <w:spacing w:after="10" w:before="0"/>
               <w:ind w:left="120"/>
             </w:pPr>
-            <w:hyperlink w:history="1" r:id="rIddfnbdg_z4sry24a71_qcl">
+            <w:hyperlink w:history="1" r:id="rIdulc0ratswei3bmvfcru0m">
               <w:r>
                 <w:rPr>
                   <w:rFonts w:ascii="Arial" w:cs="Arial" w:eastAsia="Arial" w:hAnsi="Arial"/>
@@ -35492,7 +35492,7 @@
               <w:spacing w:after="10" w:before="0"/>
               <w:ind w:left="120"/>
             </w:pPr>
-            <w:hyperlink w:history="1" r:id="rIdwheuuqfte_peqtxntppth">
+            <w:hyperlink w:history="1" r:id="rIdgrcavis_xrfv0q0v0nx3o">
               <w:r>
                 <w:rPr>
                   <w:rFonts w:ascii="Arial" w:cs="Arial" w:eastAsia="Arial" w:hAnsi="Arial"/>
@@ -35552,7 +35552,7 @@
             <w:pPr>
               <w:spacing w:after="20" w:before="0"/>
             </w:pPr>
-            <w:hyperlink w:history="1" r:id="rId1b5mxtrbgkim7cfr_xkib">
+            <w:hyperlink w:history="1" r:id="rIdt4ypwixj8otdxn8oxcvg8">
               <w:r>
                 <w:rPr>
                   <w:rFonts w:ascii="Arial" w:cs="Arial" w:eastAsia="Arial" w:hAnsi="Arial"/>
@@ -35601,7 +35601,7 @@
               <w:spacing w:after="10" w:before="0"/>
               <w:ind w:left="120"/>
             </w:pPr>
-            <w:hyperlink w:history="1" r:id="rId9pbspmcerwkxwdqfylbgr">
+            <w:hyperlink w:history="1" r:id="rIdnlpzwkk6dhnnvrtoc1lsz">
               <w:r>
                 <w:rPr>
                   <w:rFonts w:ascii="Arial" w:cs="Arial" w:eastAsia="Arial" w:hAnsi="Arial"/>
@@ -36126,7 +36126,7 @@
         </w:rPr>
         <w:t xml:space="preserve">© 2026 SeaVuria and ARES. Aligned with KICD objectives. Developed by SeaVuria; technical implementation by ARES (with AI assistance from Claude). Licensed under </w:t>
       </w:r>
-      <w:hyperlink w:history="1" r:id="rIdhtiy7dxvwx5-04wneplv-">
+      <w:hyperlink w:history="1" r:id="rIdbcv9jlyjejnybfecvooov">
         <w:r>
           <w:rPr>
             <w:rFonts w:ascii="Arial" w:cs="Arial" w:eastAsia="Arial" w:hAnsi="Arial"/>
@@ -36147,7 +36147,7 @@
         </w:rPr>
         <w:t xml:space="preserve"> (</w:t>
       </w:r>
-      <w:hyperlink w:history="1" r:id="rIdeawlshuuxueuspncdsods">
+      <w:hyperlink w:history="1" r:id="rIdkfakfyvgpfsbm4yadfukp">
         <w:r>
           <w:rPr>
             <w:rFonts w:ascii="Arial" w:cs="Arial" w:eastAsia="Arial" w:hAnsi="Arial"/>
@@ -37187,7 +37187,7 @@
             <w:pPr>
               <w:spacing w:after="20" w:before="0"/>
             </w:pPr>
-            <w:hyperlink w:history="1" r:id="rId-sv3ukpl8eapfl0qxlj6z">
+            <w:hyperlink w:history="1" r:id="rIdq2qpg5p4kke4pb8ppvgck">
               <w:r>
                 <w:rPr>
                   <w:rFonts w:ascii="Arial" w:cs="Arial" w:eastAsia="Arial" w:hAnsi="Arial"/>
@@ -37220,7 +37220,7 @@
               <w:spacing w:after="10" w:before="0"/>
               <w:ind w:left="120"/>
             </w:pPr>
-            <w:hyperlink w:history="1" r:id="rIdo9t3vcqofomcunjmt3s1h">
+            <w:hyperlink w:history="1" r:id="rIdl8nhiwdntfbvvtzncqrsi">
               <w:r>
                 <w:rPr>
                   <w:rFonts w:ascii="Arial" w:cs="Arial" w:eastAsia="Arial" w:hAnsi="Arial"/>
@@ -37265,7 +37265,7 @@
             <w:pPr>
               <w:spacing w:after="20" w:before="0"/>
             </w:pPr>
-            <w:hyperlink w:history="1" r:id="rIdkqpzp15ufytzfep8yroqt">
+            <w:hyperlink w:history="1" r:id="rIdn2fdijurlovp7jnqjt5vd">
               <w:r>
                 <w:rPr>
                   <w:rFonts w:ascii="Arial" w:cs="Arial" w:eastAsia="Arial" w:hAnsi="Arial"/>
@@ -37298,7 +37298,7 @@
               <w:spacing w:after="10" w:before="0"/>
               <w:ind w:left="120"/>
             </w:pPr>
-            <w:hyperlink w:history="1" r:id="rIdxje3u1rnbcqr8ueceoief">
+            <w:hyperlink w:history="1" r:id="rIdsj6bgavmrd9txlkrxer7a">
               <w:r>
                 <w:rPr>
                   <w:rFonts w:ascii="Arial" w:cs="Arial" w:eastAsia="Arial" w:hAnsi="Arial"/>
@@ -37498,7 +37498,7 @@
             <w:pPr>
               <w:spacing w:after="20" w:before="0"/>
             </w:pPr>
-            <w:hyperlink w:history="1" r:id="rIdszq8hipbkdgayh1qeoeu8">
+            <w:hyperlink w:history="1" r:id="rIdswfjeuqr52wwwdxubnu4g">
               <w:r>
                 <w:rPr>
                   <w:rFonts w:ascii="Arial" w:cs="Arial" w:eastAsia="Arial" w:hAnsi="Arial"/>
@@ -37531,7 +37531,7 @@
               <w:spacing w:after="10" w:before="0"/>
               <w:ind w:left="120"/>
             </w:pPr>
-            <w:hyperlink w:history="1" r:id="rIdwxzxgflieag5ss2shcx0_">
+            <w:hyperlink w:history="1" r:id="rIdvvix8zvmkpr4ckpj-e3hu">
               <w:r>
                 <w:rPr>
                   <w:rFonts w:ascii="Arial" w:cs="Arial" w:eastAsia="Arial" w:hAnsi="Arial"/>
@@ -37576,7 +37576,7 @@
             <w:pPr>
               <w:spacing w:after="20" w:before="0"/>
             </w:pPr>
-            <w:hyperlink w:history="1" r:id="rIddeoe4cubuv6rdqe3qkfot">
+            <w:hyperlink w:history="1" r:id="rIdgfrxbbfmdclumjoqaintp">
               <w:r>
                 <w:rPr>
                   <w:rFonts w:ascii="Arial" w:cs="Arial" w:eastAsia="Arial" w:hAnsi="Arial"/>
@@ -37609,7 +37609,7 @@
               <w:spacing w:after="10" w:before="0"/>
               <w:ind w:left="120"/>
             </w:pPr>
-            <w:hyperlink w:history="1" r:id="rIda-u2t18_e0k5ywxm9gjh5">
+            <w:hyperlink w:history="1" r:id="rId9fdjzdyqqtwqdpmhjwng1">
               <w:r>
                 <w:rPr>
                   <w:rFonts w:ascii="Arial" w:cs="Arial" w:eastAsia="Arial" w:hAnsi="Arial"/>
@@ -37809,7 +37809,7 @@
             <w:pPr>
               <w:spacing w:after="20" w:before="0"/>
             </w:pPr>
-            <w:hyperlink w:history="1" r:id="rIdndb_36--popfgcfgjzfze">
+            <w:hyperlink w:history="1" r:id="rIdrkeksybs8rc9qrfppfcbg">
               <w:r>
                 <w:rPr>
                   <w:rFonts w:ascii="Arial" w:cs="Arial" w:eastAsia="Arial" w:hAnsi="Arial"/>
@@ -37842,7 +37842,7 @@
               <w:spacing w:after="10" w:before="0"/>
               <w:ind w:left="120"/>
             </w:pPr>
-            <w:hyperlink w:history="1" r:id="rIdc96xm1nt3qdft9yv3s7rt">
+            <w:hyperlink w:history="1" r:id="rIddygbbk0z9cszbwzol313u">
               <w:r>
                 <w:rPr>
                   <w:rFonts w:ascii="Arial" w:cs="Arial" w:eastAsia="Arial" w:hAnsi="Arial"/>
@@ -37887,7 +37887,7 @@
             <w:pPr>
               <w:spacing w:after="20" w:before="0"/>
             </w:pPr>
-            <w:hyperlink w:history="1" r:id="rIdrx4yxghkj1ayrwg813ase">
+            <w:hyperlink w:history="1" r:id="rIdusentvnvmxlv7q3m46nyy">
               <w:r>
                 <w:rPr>
                   <w:rFonts w:ascii="Arial" w:cs="Arial" w:eastAsia="Arial" w:hAnsi="Arial"/>
@@ -37920,7 +37920,7 @@
               <w:spacing w:after="10" w:before="0"/>
               <w:ind w:left="120"/>
             </w:pPr>
-            <w:hyperlink w:history="1" r:id="rId_pyppwdmsrdcwu6g1wj7v">
+            <w:hyperlink w:history="1" r:id="rIdmhmyg94o_id7ncw-a9oad">
               <w:r>
                 <w:rPr>
                   <w:rFonts w:ascii="Arial" w:cs="Arial" w:eastAsia="Arial" w:hAnsi="Arial"/>
@@ -38120,7 +38120,7 @@
             <w:pPr>
               <w:spacing w:after="20" w:before="0"/>
             </w:pPr>
-            <w:hyperlink w:history="1" r:id="rId48qdgpftguzmjeixjdfox">
+            <w:hyperlink w:history="1" r:id="rIdk9_efybkzoy-oye6awjxz">
               <w:r>
                 <w:rPr>
                   <w:rFonts w:ascii="Arial" w:cs="Arial" w:eastAsia="Arial" w:hAnsi="Arial"/>
@@ -38153,7 +38153,7 @@
               <w:spacing w:after="10" w:before="0"/>
               <w:ind w:left="120"/>
             </w:pPr>
-            <w:hyperlink w:history="1" r:id="rIds8e0xekfbemsuqkckodtb">
+            <w:hyperlink w:history="1" r:id="rIdvmongoume2jjbdsru0-0-">
               <w:r>
                 <w:rPr>
                   <w:rFonts w:ascii="Arial" w:cs="Arial" w:eastAsia="Arial" w:hAnsi="Arial"/>
@@ -38198,7 +38198,7 @@
             <w:pPr>
               <w:spacing w:after="20" w:before="0"/>
             </w:pPr>
-            <w:hyperlink w:history="1" r:id="rIduiwfdirucpm7fylgn6anh">
+            <w:hyperlink w:history="1" r:id="rIdtm8uw66jee2ouvfmvyowp">
               <w:r>
                 <w:rPr>
                   <w:rFonts w:ascii="Arial" w:cs="Arial" w:eastAsia="Arial" w:hAnsi="Arial"/>
@@ -38231,7 +38231,7 @@
               <w:spacing w:after="10" w:before="0"/>
               <w:ind w:left="120"/>
             </w:pPr>
-            <w:hyperlink w:history="1" r:id="rIdej1xaqfjvekkfuoi8yupy">
+            <w:hyperlink w:history="1" r:id="rIdr6ibw5bi96jfn_z9urwb3">
               <w:r>
                 <w:rPr>
                   <w:rFonts w:ascii="Arial" w:cs="Arial" w:eastAsia="Arial" w:hAnsi="Arial"/>
@@ -38431,7 +38431,7 @@
             <w:pPr>
               <w:spacing w:after="20" w:before="0"/>
             </w:pPr>
-            <w:hyperlink w:history="1" r:id="rIdd5h2i3r0zi2_hcv11epfm">
+            <w:hyperlink w:history="1" r:id="rIdkef5jgm_lhp2s6leaxmr2">
               <w:r>
                 <w:rPr>
                   <w:rFonts w:ascii="Arial" w:cs="Arial" w:eastAsia="Arial" w:hAnsi="Arial"/>
@@ -38480,7 +38480,7 @@
               <w:spacing w:after="10" w:before="0"/>
               <w:ind w:left="120"/>
             </w:pPr>
-            <w:hyperlink w:history="1" r:id="rIdyw13nadz89bnvnyz_btxg">
+            <w:hyperlink w:history="1" r:id="rIdc9anhiz9yei_9wmryzg_r">
               <w:r>
                 <w:rPr>
                   <w:rFonts w:ascii="Arial" w:cs="Arial" w:eastAsia="Arial" w:hAnsi="Arial"/>
@@ -38525,7 +38525,7 @@
             <w:pPr>
               <w:spacing w:after="20" w:before="0"/>
             </w:pPr>
-            <w:hyperlink w:history="1" r:id="rIdegvtkxj2obefvqtqpwllf">
+            <w:hyperlink w:history="1" r:id="rIdr1c1w1cydp6ipq2yxt0f0">
               <w:r>
                 <w:rPr>
                   <w:rFonts w:ascii="Arial" w:cs="Arial" w:eastAsia="Arial" w:hAnsi="Arial"/>
@@ -38558,7 +38558,7 @@
               <w:spacing w:after="10" w:before="0"/>
               <w:ind w:left="120"/>
             </w:pPr>
-            <w:hyperlink w:history="1" r:id="rIdbufvodu2r5pr6rzhrssbu">
+            <w:hyperlink w:history="1" r:id="rId4xbiojtn3r7yqizhut7l6">
               <w:r>
                 <w:rPr>
                   <w:rFonts w:ascii="Arial" w:cs="Arial" w:eastAsia="Arial" w:hAnsi="Arial"/>
@@ -39283,7 +39283,7 @@
         </w:rPr>
         <w:t xml:space="preserve">© 2026 SeaVuria and ARES. Aligned with KICD objectives. Developed by SeaVuria; technical implementation by ARES (with AI assistance from Claude). Licensed under </w:t>
       </w:r>
-      <w:hyperlink w:history="1" r:id="rIdwinnwavdhlpyohlrmypjc">
+      <w:hyperlink w:history="1" r:id="rIdbt44p73hwpek2-jv-qlpt">
         <w:r>
           <w:rPr>
             <w:rFonts w:ascii="Arial" w:cs="Arial" w:eastAsia="Arial" w:hAnsi="Arial"/>
@@ -39304,7 +39304,7 @@
         </w:rPr>
         <w:t xml:space="preserve"> (</w:t>
       </w:r>
-      <w:hyperlink w:history="1" r:id="rIdhr_nhcepvanfdrrgqt6ka">
+      <w:hyperlink w:history="1" r:id="rIddhgtvpix2aigtkkduqrbq">
         <w:r>
           <w:rPr>
             <w:rFonts w:ascii="Arial" w:cs="Arial" w:eastAsia="Arial" w:hAnsi="Arial"/>
